--- a/Volume 1/Chapter 06 - RESTful APIs/SPA_Vol1_Ch6_Lesson6_15a_Error_Responses_EXTENDED.docx
+++ b/Volume 1/Chapter 06 - RESTful APIs/SPA_Vol1_Ch6_Lesson6_15a_Error_Responses_EXTENDED.docx
@@ -67,10 +67,7 @@
     </w:p>
     <w:p>
       <w:r>
-        <w:t xml:space="preserve">Design and consume Lesson 6.15's consistent JSON error body, from both sides, in Assembly, Rust, and Erlang. On the server, every failure answers with the same shape, {"code":"...","message":"..."}, written in one place, send_error, by the language's JSON writer: cJSON, serde, or Erlang's json module. Nothing from inside the server, such as SQL, a table name, or a MySQL error number, ever reaches a body; those go to contacts.log. On the client, read_error turns any error answer into an ApiError record with </w:t>
-      </w:r>
-      <w:r>
-        <w:t>a code and a message, and still gives a sensible one when the body is not that shape, such as a proxy's HTML page or an empty body. In Solidity, the error body is the revert's reason: the Basic contract writes every refusal with one function, and the client reads each reason the same careful way.</w:t>
+        <w:t>Design and consume Lesson 6.15's consistent JSON error body, from both sides, in Assembly, Rust, and Erlang. On the server, every failure answers with the same shape, {"code":"...","message":"..."}, written in one place, send_error, by the language's JSON writer: cJSON, serde, or Erlang's json module. Nothing from inside the server, such as SQL, a table name, or a MySQL error number, ever reaches a body; those go to contacts.log. On the client, read_error turns any error answer into an ApiError record with a code and a message, and still gives a sensible one when the body is not that shape, such as a proxy's HTML page or an empty body. In Solidity, the error body is the revert's reason: the Basic contract writes every refusal with one function, and the client reads each reason the same careful way.</w:t>
       </w:r>
     </w:p>
     <w:p>
@@ -98,10 +95,7 @@
     </w:p>
     <w:p>
       <w:r>
-        <w:t xml:space="preserve">Lesson 6.15 explains why one error shape, written in one place, keeps every error readable by the same few lines of client code, and why internals belong in the log, never in the body. This companion shows where each language writes that body and how each one's JSON reader tells a good body from a bad one: cJSON returns 0, serde_json gives Err, Erlang's json:decode raises an error, and Foundry's JSON cheatcodes revert. A client that trusts every error body crashes on the first proxy page it meets; one that </w:t>
-      </w:r>
-      <w:r>
-        <w:t>falls back to the status code always has a line for its user. Read Lesson 6.15 first: this companion uses its values, its output, its Exercise and Challenge, and does not repeat why each was chosen.</w:t>
+        <w:t>Lesson 6.15 explains why one error shape, written in one place, keeps every error readable by the same few lines of client code, and why internals belong in the log, never in the body. This companion shows where each language writes that body and how each one's JSON reader tells a good body from a bad one: cJSON returns 0, serde_json gives Err, Erlang's json:decode raises an error, and Foundry's JSON cheatcodes revert. A client that trusts every error body crashes on the first proxy page it meets; one that falls back to the status code always has a line for its user. Read Lesson 6.15 first: this companion uses its values, its output, its Exercise and Challenge, and does not repeat why each was chosen.</w:t>
       </w:r>
     </w:p>
     <w:p>
@@ -129,10 +123,7 @@
     </w:p>
     <w:p>
       <w:r>
-        <w:t>Remember, every error answer from this API has had the same body since Lesson 6.5a, sent with Content-Type: application/json; charset=utf-8: code, a fixed word in lowercase with underscores that a program tests, and message, a sentence for a person, which a program never tests. The codes are Lesson 6.15's table: invalid_input and invalid_json (400), unauthorized (401) and forbidden (403), both from Lesson 6.16a, not_found (404), duplicate_email (409), body_too_large (413), database_failure (500), and databa</w:t>
-      </w:r>
-      <w:r>
-        <w:t>se_unavailable (503). RFC 9457 Problem Details is the standard alternative shape (Lesson 6.15).</w:t>
+        <w:t>Remember, every error answer from this API has had the same body since Lesson 6.5a, sent with Content-Type: application/json; charset=utf-8: code, a fixed word in lowercase with underscores that a program tests, and message, a sentence for a person, which a program never tests. The codes are Lesson 6.15's table: invalid_input and invalid_json (400), unauthorized (401) and forbidden (403), both from Lesson 6.16a, not_found (404), duplicate_email (409), body_too_large (413), database_failure (500), and database_unavailable (503). RFC 9457 Problem Details is the standard alternative shape (Lesson 6.15).</w:t>
       </w:r>
     </w:p>
     <w:p>
@@ -273,10 +264,7 @@
         <w:pStyle w:val="ListBullet"/>
       </w:pPr>
       <w:r>
-        <w:t xml:space="preserve">The Production-Minded servers are Lesson 6.14a's, copied unchanged. Their send_error has been the one writer since Lesson 6.5a, and send_failure and send_unavailable call it. Three answers do not go through it. The unknown path is answered with a fixed text in the same shape, NOT_FOUND_JSON (not_found_json in Assembly), which the Challenge routes through send_error. The out-of-memory body, and Rust's body for a handler that panicked, stay fixed texts in the same shape, because they are sent when the writer </w:t>
-      </w:r>
-      <w:r>
-        <w:t>itself cannot run. And Erlang's httpd refuses a body larger than max_body_size, over 16384 bytes, itself, with 413 and an HTML page of its own, before server.erl ever runs (Lesson 6.14a), so Erlang's server never sends body_too_large: the client reads that page as http_413, client error, exactly the kind of body its fallback is for.</w:t>
+        <w:t>The Production-Minded servers are Lesson 6.14a's, copied unchanged. Their send_error has been the one writer since Lesson 6.5a, and send_failure and send_unavailable call it. Three answers do not go through it. The unknown path is answered with a fixed text in the same shape, NOT_FOUND_JSON (not_found_json in Assembly), which the Challenge routes through send_error. The out-of-memory body, and Rust's body for a handler that panicked, stay fixed texts in the same shape, because they are sent when the writer itself cannot run. And Erlang's httpd refuses a body larger than max_body_size, over 16384 bytes, itself, with 413 and an HTML page of its own, before server.erl ever runs (Lesson 6.14a), so Erlang's server never sends body_too_large: the client reads that page as http_413, client error, exactly the kind of body its fallback is for.</w:t>
       </w:r>
     </w:p>
     <w:p>
@@ -284,10 +272,7 @@
         <w:pStyle w:val="ListBullet"/>
       </w:pPr>
       <w:r>
-        <w:t>Never put what is inside the server into a body: SQL, a table or column name, a MySQL error number or message, a file path, or a library version. Your Chapter 5 handle_database_error writes those to contacts.log and gives back words for the user (Lesson 5.9a). The renamed-table run proves it: the body says The database could not do that. The details are in contacts.log., and the log's newest line is the same in all three languages, because each connector passes MySQL's own number and message through: show |</w:t>
-      </w:r>
-      <w:r>
-        <w:t xml:space="preserve"> 1146 | Table 'spa_contacts.contacts' doesn't exist.</w:t>
+        <w:t>Never put what is inside the server into a body: SQL, a table or column name, a MySQL error number or message, a file path, or a library version. Your Chapter 5 handle_database_error writes those to contacts.log and gives back words for the user (Lesson 5.9a). The renamed-table run proves it: the body says The database could not do that. The details are in contacts.log., and the log's newest line is the same in all three languages, because each connector passes MySQL's own number and message through: show | 1146 | Table 'spa_contacts.contacts' doesn't exist.</w:t>
       </w:r>
     </w:p>
     <w:p>
@@ -881,10 +866,7 @@
     </w:p>
     <w:p>
       <w:r>
-        <w:t>The files step 1 copies from lesson-6.14-extended are not printed in this lesson, so they are not in the layout: certs, .gitignore, the reset file (sql/reset_contacts.sql), mysql-otp (vendor/mysql), cJSON (assembly/cJSON.c and cJSON.h), libmysql's three DLLs, your Chapter 5 contacts module (assembly/windows/contacts.asm and contacts.inc, rust/src/contacts.rs, erlang/contacts.erl and contacts.hrl), the contact store files (contact_store, contact_create, and contact_delete, in .asm, .rs, and .erl), the Produc</w:t>
-      </w:r>
-      <w:r>
-        <w:t>tion-Minded servers (assembly/windows/server.asm, rust/src/bin/server.rs, erlang/server.erl), rust/Cargo.toml, the two deploy scripts, ContactApi.sol, ContactPath.sol, and ContactRules.sol. Step 2 copies rust/Cargo.lock and solidity/foundry.toml from there too.</w:t>
+        <w:t>The files step 1 copies from lesson-6.14-extended are not printed in this lesson, so they are not in the layout: certs, .gitignore, the reset file (sql/reset_contacts.sql), mysql-otp (vendor/mysql), cJSON (assembly/cJSON.c and cJSON.h), libmysql's three DLLs, your Chapter 5 contacts module (assembly/windows/contacts.asm and contacts.inc, rust/src/contacts.rs, erlang/contacts.erl and contacts.hrl), the contact store files (contact_store, contact_create, and contact_delete, in .asm, .rs, and .erl), the Production-Minded servers (assembly/windows/server.asm, rust/src/bin/server.rs, erlang/server.erl), rust/Cargo.toml, the two deploy scripts, ContactApi.sol, ContactPath.sol, and ContactRules.sol. Step 2 copies rust/Cargo.lock and solidity/foundry.toml from there too.</w:t>
       </w:r>
     </w:p>
     <w:p>
@@ -1093,10 +1075,7 @@
         <w:keepNext/>
       </w:pPr>
       <w:r>
-        <w:t>Still in lesson-6.15-extended, copy every file this lesson uses unchanged from your Lesson 6.14a folder: the certificates and .gitignore, mysql-otp, the reset file, cJSON, the MySQL DLLs, your Chapter 5 contacts module, the contact store files, the Production-Minded servers, Cargo.toml, the two deploy scripts, ContactApi.sol, ContactPath.sol, and ContactRules.sol. None of them changes in this lesson, so none is printed again. contact*.asm names every file whose name starts with contact and ends with .asm: c</w:t>
-      </w:r>
-      <w:r>
-        <w:t>ontacts.asm and the three store files. The two -replace lines put this lesson's Rust project name, error_responses, into Cargo.toml and into the copied server's use lines, as Lesson 6.15's -replace lines rename its Go module:</w:t>
+        <w:t>Still in lesson-6.15-extended, copy every file this lesson uses unchanged from your Lesson 6.14a folder: the certificates and .gitignore, mysql-otp, the reset file, cJSON, the MySQL DLLs, your Chapter 5 contacts module, the contact store files, the Production-Minded servers, Cargo.toml, the two deploy scripts, ContactApi.sol, ContactPath.sol, and ContactRules.sol. None of them changes in this lesson, so none is printed again. contact*.asm names every file whose name starts with contact and ends with .asm: contacts.asm and the three store files. The two -replace lines put this lesson's Rust project name, error_responses, into Cargo.toml and into the copied server's use lines, as Lesson 6.15's -replace lines rename its Go module:</w:t>
       </w:r>
     </w:p>
     <w:p>
@@ -1665,10 +1644,7 @@
         <w:keepNext/>
       </w:pPr>
       <w:r>
-        <w:t>Remember, verify checks that the server certificate is signed by the course CA (Lesson 6.0), 9 of the module's lines name spa_contacts, 3 in each file, and each of the nine store files names its own lesson once, in its first comment (Lesson 6.14a). Get-Item finds all three servers. 8 lines of the two renamed files name error_responses: Cargo.toml's name line and one comment, and the server's five use lines and one comment. The cJSON hashes are Lesson 3.15a's, the next lines are libmysql's three DLLs, and Te</w:t>
-      </w:r>
-      <w:r>
-        <w:t>st-Path prints True for each file that is there, one line per path.</w:t>
+        <w:t>Remember, verify checks that the server certificate is signed by the course CA (Lesson 6.0), 9 of the module's lines name spa_contacts, 3 in each file, and each of the nine store files names its own lesson once, in its first comment (Lesson 6.14a). Get-Item finds all three servers. 8 lines of the two renamed files name error_responses: Cargo.toml's name line and one comment, and the server's five use lines and one comment. The cJSON hashes are Lesson 3.15a's, the next lines are libmysql's three DLLs, and Test-Path prints True for each file that is there, one line per path.</w:t>
       </w:r>
     </w:p>
     <w:p>
@@ -1848,10 +1824,7 @@
     </w:p>
     <w:p>
       <w:r>
-        <w:t>Remember, each library goes into the lesson folder only, at the version its project file or command pins. Cargo.toml pins Lesson 6.14a's crates, serde_json among them, at the same versions, so copy Lesson 6.14a's Cargo.lock and let cargo fetch read it: it keeps every version and only writes this project's new name, error_responses, into it. foundry.toml is Lesson 6.14a's too, and forge installs forge-std inside the lesson folder again. Each file is copied just before the command that reads it. Erlang's inet</w:t>
-      </w:r>
-      <w:r>
-        <w:t>s, ssl, uri_string, and json come with Erlang/OTP.</w:t>
+        <w:t>Remember, each library goes into the lesson folder only, at the version its project file or command pins. Cargo.toml pins Lesson 6.14a's crates, serde_json among them, at the same versions, so copy Lesson 6.14a's Cargo.lock and let cargo fetch read it: it keeps every version and only writes this project's new name, error_responses, into it. foundry.toml is Lesson 6.14a's too, and forge installs forge-std inside the lesson folder again. Each file is copied just before the command that reads it. Erlang's inets, ssl, uri_string, and json come with Erlang/OTP.</w:t>
       </w:r>
     </w:p>
     <w:p>
@@ -10729,10 +10702,7 @@
     </w:p>
     <w:p>
       <w:r>
-        <w:t>The server is Lesson 6.14a's, copied unchanged in step 1, so it is not printed again. Open your copy and find send_error: every failure except the unknown-path answer, not_found_json, goes through it, by way of send_failure or send_unavailable. The client is printed in full. Its send_request and outcome_for are unchanged; the ApiError record, read_error, print_error, send_and_explain, and print_fixed_bodies are new, and send_and_explain takes the place of Lesson 6.14a's send_and_report. Read read_error firs</w:t>
-      </w:r>
-      <w:r>
-        <w:t>t.</w:t>
+        <w:t>The server is Lesson 6.14a's, copied unchanged in step 1, so it is not printed again. Open your copy and find send_error: every failure except the unknown-path answer, not_found_json, goes through it, by way of send_failure or send_unavailable. The client is printed in full. Its send_request and outcome_for are unchanged; the ApiError record, read_error, print_error, send_and_explain, and print_fixed_bodies are new, and send_and_explain takes the place of Lesson 6.14a's send_and_report. Read read_error first.</w:t>
       </w:r>
     </w:p>
     <w:p>
@@ -20564,10 +20534,7 @@
     </w:p>
     <w:p>
       <w:r>
-        <w:t>The server is Lesson 6.14a's, copied in step 1 with only its library's name changed, so it is not printed again. Open your copy and find send_error: every failure except the unknown-path answer, NOT_FOUND_JSON, goes through it, by way of send_failure or send_unavailable. The client is printed in full. Its send_request and outcome_for are unchanged; the ApiError struct, text_field, read_error, print_error, and send_and_explain are new, and send_and_explain takes the place of Lesson 6.14a's send_and_report. R</w:t>
-      </w:r>
-      <w:r>
-        <w:t>ead read_error first.</w:t>
+        <w:t>The server is Lesson 6.14a's, copied in step 1 with only its library's name changed, so it is not printed again. Open your copy and find send_error: every failure except the unknown-path answer, NOT_FOUND_JSON, goes through it, by way of send_failure or send_unavailable. The client is printed in full. Its send_request and outcome_for are unchanged; the ApiError struct, text_field, read_error, print_error, and send_and_explain are new, and send_and_explain takes the place of Lesson 6.14a's send_and_report. Read read_error first.</w:t>
       </w:r>
     </w:p>
     <w:p>
@@ -25469,10 +25436,7 @@
     </w:p>
     <w:p>
       <w:r>
-        <w:t>The server is Lesson 6.14a's, copied unchanged in step 1, so it is not printed again. Open your copy and find send_error: every failure except the unknown-path answer, ?NOT_FOUND_JSON, goes through it, by way of send_failure or send_unavailable. The client is printed in full. Its send_request and outcome_for are unchanged; the api_error record, read_error, error_from_record, print_error, send_and_explain, explain_failure, and print_fixed_bodies are new, and send_and_explain takes the place of Lesson 6.14a's</w:t>
-      </w:r>
-      <w:r>
-        <w:t xml:space="preserve"> send_and_report. Read read_error first.</w:t>
+        <w:t>The server is Lesson 6.14a's, copied unchanged in step 1, so it is not printed again. Open your copy and find send_error: every failure except the unknown-path answer, ?NOT_FOUND_JSON, goes through it, by way of send_failure or send_unavailable. The client is printed in full. Its send_request and outcome_for are unchanged; the api_error record, read_error, error_from_record, print_error, send_and_explain, explain_failure, and print_fixed_bodies are new, and send_and_explain takes the place of Lesson 6.14a's send_and_report. Read read_error first.</w:t>
       </w:r>
     </w:p>
     <w:p>
@@ -27693,10 +27657,7 @@
     </w:p>
     <w:p>
       <w:r>
-        <w:t>Solidity's section maps Lesson 6.15 onto the honest counterpart that Concept describes: anvil is the server process, the contract's revert reasons are the error bodies, and the clients are forge scripts that read each reason. Remember, forge script --broadcast sends a script's marked calls as transactions, and --unlocked --sender sends them from anvil's first test account (Lesson 6.5a); without --broadcast, forge runs the script on its own copy of the chain and sends nothing. --json | ConvertFrom-Json | For</w:t>
-      </w:r>
-      <w:r>
-        <w:t>Each-Object { $_.logs } prints console.log's lines exactly (Lesson 6.13a). Every Solidity block runs in the lesson-6.15-extended folder.</w:t>
+        <w:t>Solidity's section maps Lesson 6.15 onto the honest counterpart that Concept describes: anvil is the server process, the contract's revert reasons are the error bodies, and the clients are forge scripts that read each reason. Remember, forge script --broadcast sends a script's marked calls as transactions, and --unlocked --sender sends them from anvil's first test account (Lesson 6.5a); without --broadcast, forge runs the script on its own copy of the chain and sends nothing. --json | ConvertFrom-Json | ForEach-Object { $_.logs } prints console.log's lines exactly (Lesson 6.13a). Every Solidity block runs in the lesson-6.15-extended folder.</w:t>
       </w:r>
     </w:p>
     <w:p>
@@ -27719,10 +27680,7 @@
     </w:p>
     <w:p>
       <w:r>
-        <w:t>The Basic contract is Lesson 6.11a's BasicContactApi with one new function, errorJson, which writes every refusal's error body; the copied DeployBasicContactApi puts it on the chain and stores the three known contacts. The Basic client script: fetchContact keeps a refusal's reason, and printErrorBody checks that it is a JSON object with text in both keys, with isText, then reads its code and message with vm.parseJsonString. The Node Check sends one eth_call by hand. Every step is commented, so read the comm</w:t>
-      </w:r>
-      <w:r>
-        <w:t>ents as you type them.</w:t>
+        <w:t>The Basic contract is Lesson 6.11a's BasicContactApi with one new function, errorJson, which writes every refusal's error body; the copied DeployBasicContactApi puts it on the chain and stores the three known contacts. The Basic client script: fetchContact keeps a refusal's reason, and printErrorBody checks that it is a JSON object with text in both keys, with isText, then reads its code and message with vm.parseJsonString. The Node Check sends one eth_call by hand. Every step is commented, so read the comments as you type them.</w:t>
       </w:r>
     </w:p>
     <w:p>
@@ -30207,10 +30165,7 @@
         <w:keepNext/>
       </w:pPr>
       <w:r>
-        <w:t>Still in Terminal 2, send anvil one eth_call by hand: the JSON-RPC request cast call sends, for getContactAt("99"). Remember, cast calldata writes the call data (Lesson 6.3a); the next lines join the request around it, and Set-Content writes it to call-body.json, because Windows PowerShell 5.1 strips the double quotes from a body typed on the command line (Lesson 6.2a). curl.exe's -o keeps the answer in call-answer.json, and -w prints the HTTP status and the content type (Lesson 6.14a). ConvertFrom-Json rea</w:t>
-      </w:r>
-      <w:r>
-        <w:t>ds the answer, and .error is its error object; the last two lines print that object's code and message:</w:t>
+        <w:t>Still in Terminal 2, send anvil one eth_call by hand: the JSON-RPC request cast call sends, for getContactAt("99"). Remember, cast calldata writes the call data (Lesson 6.3a); the next lines join the request around it, and Set-Content writes it to call-body.json, because Windows PowerShell 5.1 strips the double quotes from a body typed on the command line (Lesson 6.2a). curl.exe's -o keeps the answer in call-answer.json, and -w prints the HTTP status and the content type (Lesson 6.14a). ConvertFrom-Json reads the answer, and .error is its error object; the last two lines print that object's code and message:</w:t>
       </w:r>
     </w:p>
     <w:p>
@@ -30478,10 +30433,7 @@
     </w:p>
     <w:p>
       <w:r>
-        <w:t>The Production-Minded contract is Lesson 6.14a's ContactApi, copied unchanged in step 1: each code's body is written in one place, and fallback refuses every function the contract does not have with the not-found body. DeployContactApi, copied too, stores the three contacts. The client script is printed in full. statusFor and outcomeFor are unchanged; the ApiError struct, isText, readError, printError, the three answer functions, and explain are new, and explain takes the place of Lesson 6.14a's report. Rea</w:t>
-      </w:r>
-      <w:r>
-        <w:t>d readError first.</w:t>
+        <w:t>The Production-Minded contract is Lesson 6.14a's ContactApi, copied unchanged in step 1: each code's body is written in one place, and fallback refuses every function the contract does not have with the not-found body. DeployContactApi, copied too, stores the three contacts. The client script is printed in full. statusFor and outcomeFor are unchanged; the ApiError struct, isText, readError, printError, the three answer functions, and explain are new, and explain takes the place of Lesson 6.14a's report. Read readError first.</w:t>
       </w:r>
     </w:p>
     <w:p>
@@ -34519,10 +34471,7 @@
     </w:p>
     <w:p>
       <w:r>
-        <w:t>The Contact Manager REST API's EXTENDED companion answers every failure through send_error in Assembly, Rust, and Erlang, the unknown path included as in this lesson's Challenge, so every route has the same error body. Its clients read each error with read_error and send_and_explain, and Lesson 6.21a's classify_failure builds on read_error: a body that is not this shape is one of the failures it names. In Solidity, the project's contract writes every refusal with one errorJson, and its client scripts read e</w:t>
-      </w:r>
-      <w:r>
-        <w:t>ach reason with readError. The GitHub API Explorer's EXTENDED companion meets an API with its own shape: GitHub's error body holds a message and a documentation_url, so it adds a reader for that shape beside read_error, and falls back to the status code the same way.</w:t>
+        <w:t>The Contact Manager REST API's EXTENDED companion answers every failure through send_error in Assembly, Rust, and Erlang, the unknown path included as in this lesson's Challenge, so every route has the same error body. Its clients read each error with read_error and send_and_explain, and Lesson 6.21a's classify_failure builds on read_error: a body that is not this shape is one of the failures it names. In Solidity, the project's contract writes every refusal with one errorJson, and its client scripts read each reason with readError. The GitHub API Explorer's EXTENDED companion meets an API with its own shape: GitHub's error body holds a message and a documentation_url, so it adds a reader for that shape beside read_error, and falls back to the status code the same way.</w:t>
       </w:r>
     </w:p>
     <w:p>
@@ -35055,10 +35004,7 @@
     </w:p>
     <w:p>
       <w:r>
-        <w:t>An error answer has two parts: the status for every HTTP tool, and a body for the client that called. Each Extended server keeps Lesson 6.15's one body, {"code","message"}, written by send_error with the language's JSON writer, and nothing from inside the server, whose details go to contacts.log. Each client reads every error body into a record, tests the code, shows the message, and falls back to the status code when the body is a proxy's page, empty, or another API's shape, whichever way its JSON reader s</w:t>
-      </w:r>
-      <w:r>
-        <w:t>ays no: a 0, an Err, an error, or a revert. A contract's error body is its revert's reason, and even the node wraps it in an error object of its own. Lesson 6.16a adds two more codes to the same body, unauthorized and forbidden, when the API starts asking who is calling.</w:t>
+        <w:t>An error answer has two parts: the status for every HTTP tool, and a body for the client that called. Each Extended server keeps Lesson 6.15's one body, {"code","message"}, written by send_error with the language's JSON writer, and nothing from inside the server, whose details go to contacts.log. Each client reads every error body into a record, tests the code, shows the message, and falls back to the status code when the body is a proxy's page, empty, or another API's shape, whichever way its JSON reader says no: a 0, an Err, an error, or a revert. A contract's error body is its revert's reason, and even the node wraps it in an error object of its own. Lesson 6.16a adds two more codes to the same body, unauthorized and forbidden, when the API starts asking who is calling.</w:t>
       </w:r>
     </w:p>
     <w:sectPr>

--- a/Volume 1/Chapter 06 - RESTful APIs/SPA_Vol1_Ch6_Lesson6_15a_Error_Responses_EXTENDED.docx
+++ b/Volume 1/Chapter 06 - RESTful APIs/SPA_Vol1_Ch6_Lesson6_15a_Error_Responses_EXTENDED.docx
@@ -67,7 +67,10 @@
     </w:p>
     <w:p>
       <w:r>
-        <w:t>Design and consume Lesson 6.15's consistent JSON error body, from both sides, in Assembly, Rust, and Erlang. On the server, every failure answers with the same shape, {"code":"...","message":"..."}, written in one place, send_error, by the language's JSON writer: cJSON, serde, or Erlang's json module. Nothing from inside the server, such as SQL, a table name, or a MySQL error number, ever reaches a body; those go to contacts.log. On the client, read_error turns any error answer into an ApiError record with a code and a message, and still gives a sensible one when the body is not that shape, such as a proxy's HTML page or an empty body. In Solidity, the error body is the revert's reason: the Basic contract writes every refusal with one function, and the client reads each reason the same careful way.</w:t>
+        <w:t xml:space="preserve">Design and consume Lesson 6.15's consistent JSON error body, from both sides, in Assembly, Rust, and Erlang. On the server, every failure answers with the same shape, {"code":"...","message":"..."}, written in one place, send_error, by the language's JSON writer: cJSON, serde, or Erlang's json module. Nothing from inside the server, such as SQL, a table name, or a MySQL error number, ever reaches a body; those go to contacts.log. On the client, read_error turns any error answer into an ApiError record with </w:t>
+      </w:r>
+      <w:r>
+        <w:t>a code and a message, and still gives a sensible one when the body is not that shape, such as a proxy's HTML page or an empty body. In Solidity, the error body is the revert's reason: the Basic contract writes every refusal with one function, and the client reads each reason the same careful way.</w:t>
       </w:r>
     </w:p>
     <w:p>
@@ -95,7 +98,10 @@
     </w:p>
     <w:p>
       <w:r>
-        <w:t>Lesson 6.15 explains why one error shape, written in one place, keeps every error readable by the same few lines of client code, and why internals belong in the log, never in the body. This companion shows where each language writes that body and how each one's JSON reader tells a good body from a bad one: cJSON returns 0, serde_json gives Err, Erlang's json:decode raises an error, and Foundry's JSON cheatcodes revert. A client that trusts every error body crashes on the first proxy page it meets; one that falls back to the status code always has a line for its user. Read Lesson 6.15 first: this companion uses its values, its output, its Exercise and Challenge, and does not repeat why each was chosen.</w:t>
+        <w:t xml:space="preserve">Lesson 6.15 explains why one error shape, written in one place, keeps every error readable by the same few lines of client code, and why internals belong in the log, never in the body. This companion shows where each language writes that body and how each one's JSON reader tells a good body from a bad one: cJSON returns 0, serde_json gives Err, Erlang's json:decode raises an error, and Foundry's JSON cheatcodes revert. A client that trusts every error body crashes on the first proxy page it meets; one that </w:t>
+      </w:r>
+      <w:r>
+        <w:t>falls back to the status code always has a line for its user. Read Lesson 6.15 first: this companion uses its values, its output, its Exercise and Challenge, and does not repeat why each was chosen.</w:t>
       </w:r>
     </w:p>
     <w:p>
@@ -123,7 +129,10 @@
     </w:p>
     <w:p>
       <w:r>
-        <w:t>Remember, every error answer from this API has had the same body since Lesson 6.5a, sent with Content-Type: application/json; charset=utf-8: code, a fixed word in lowercase with underscores that a program tests, and message, a sentence for a person, which a program never tests. The codes are Lesson 6.15's table: invalid_input and invalid_json (400), unauthorized (401) and forbidden (403), both from Lesson 6.16a, not_found (404), duplicate_email (409), body_too_large (413), database_failure (500), and database_unavailable (503). RFC 9457 Problem Details is the standard alternative shape (Lesson 6.15).</w:t>
+        <w:t>Remember, every error answer from this API has had the same body since Lesson 6.5a, sent with Content-Type: application/json; charset=utf-8: code, a fixed word in lowercase with underscores that a program tests, and message, a sentence for a person, which a program never tests. The codes are Lesson 6.15's table: invalid_input and invalid_json (400), unauthorized (401) and forbidden (403), both from Lesson 6.16a, not_found (404), duplicate_email (409), body_too_large (413), database_failure (500), and databa</w:t>
+      </w:r>
+      <w:r>
+        <w:t>se_unavailable (503). RFC 9457 Problem Details is the standard alternative shape (Lesson 6.15).</w:t>
       </w:r>
     </w:p>
     <w:p>
@@ -264,7 +273,10 @@
         <w:pStyle w:val="ListBullet"/>
       </w:pPr>
       <w:r>
-        <w:t>The Production-Minded servers are Lesson 6.14a's, copied unchanged. Their send_error has been the one writer since Lesson 6.5a, and send_failure and send_unavailable call it. Three answers do not go through it. The unknown path is answered with a fixed text in the same shape, NOT_FOUND_JSON (not_found_json in Assembly), which the Challenge routes through send_error. The out-of-memory body, and Rust's body for a handler that panicked, stay fixed texts in the same shape, because they are sent when the writer itself cannot run. And Erlang's httpd refuses a body larger than max_body_size, over 16384 bytes, itself, with 413 and an HTML page of its own, before server.erl ever runs (Lesson 6.14a), so Erlang's server never sends body_too_large: the client reads that page as http_413, client error, exactly the kind of body its fallback is for.</w:t>
+        <w:t xml:space="preserve">The Production-Minded servers are Lesson 6.14a's, copied unchanged. Their send_error has been the one writer since Lesson 6.5a, and send_failure and send_unavailable call it. Three answers do not go through it. The unknown path is answered with a fixed text in the same shape, NOT_FOUND_JSON (not_found_json in Assembly), which the Challenge routes through send_error. The out-of-memory body, and Rust's body for a handler that panicked, stay fixed texts in the same shape, because they are sent when the writer </w:t>
+      </w:r>
+      <w:r>
+        <w:t>itself cannot run. And Erlang's httpd refuses a body larger than max_body_size, over 16384 bytes, itself, with 413 and an HTML page of its own, before server.erl ever runs (Lesson 6.14a), so Erlang's server never sends body_too_large: the client reads that page as http_413, client error, exactly the kind of body its fallback is for.</w:t>
       </w:r>
     </w:p>
     <w:p>
@@ -272,7 +284,10 @@
         <w:pStyle w:val="ListBullet"/>
       </w:pPr>
       <w:r>
-        <w:t>Never put what is inside the server into a body: SQL, a table or column name, a MySQL error number or message, a file path, or a library version. Your Chapter 5 handle_database_error writes those to contacts.log and gives back words for the user (Lesson 5.9a). The renamed-table run proves it: the body says The database could not do that. The details are in contacts.log., and the log's newest line is the same in all three languages, because each connector passes MySQL's own number and message through: show | 1146 | Table 'spa_contacts.contacts' doesn't exist.</w:t>
+        <w:t xml:space="preserve">Never put what is inside the server into a body: SQL, a table or column name, a MySQL error number or message, a file path, or a library version. Your Chapter 5 handle_database_error writes those to contacts.log and gives back words for the user (Lesson 5.9a). The renamed-table run proves it: the body says The database could not do that. The details are in contacts.log., and the log's newest line is the same in all three languages, except that each names its own table, because each connector passes MySQL's </w:t>
+      </w:r>
+      <w:r>
+        <w:t>own number and message through: show | 1146 | Table 'spa_contacts.contacts_rust' doesn't exist, in Rust.</w:t>
       </w:r>
     </w:p>
     <w:p>
@@ -866,7 +881,10 @@
     </w:p>
     <w:p>
       <w:r>
-        <w:t>The files step 1 copies from lesson-6.14-extended are not printed in this lesson, so they are not in the layout: certs, .gitignore, the reset file (sql/reset_contacts.sql), mysql-otp (vendor/mysql), cJSON (assembly/cJSON.c and cJSON.h), libmysql's three DLLs, your Chapter 5 contacts module (assembly/windows/contacts.asm and contacts.inc, rust/src/contacts.rs, erlang/contacts.erl and contacts.hrl), the contact store files (contact_store, contact_create, and contact_delete, in .asm, .rs, and .erl), the Production-Minded servers (assembly/windows/server.asm, rust/src/bin/server.rs, erlang/server.erl), rust/Cargo.toml, the two deploy scripts, ContactApi.sol, ContactPath.sol, and ContactRules.sol. Step 2 copies rust/Cargo.lock and solidity/foundry.toml from there too.</w:t>
+        <w:t xml:space="preserve">The files step 1 copies from lesson-6.14-extended are not printed in this lesson, so they are not in the layout: certs, .gitignore, the three reset files (sql/reset_contacts_assembly.sql, reset_contacts_rust.sql and reset_contacts_erlang.sql), mysql-otp (vendor/mysql), cJSON (assembly/cJSON.c and cJSON.h), libmysql's three DLLs, your Chapter 5 contacts module (assembly/windows/contacts.asm and contacts.inc, rust/src/contacts.rs, erlang/contacts.erl and contacts.hrl), the contact store files (contact_store, </w:t>
+      </w:r>
+      <w:r>
+        <w:t>contact_create, and contact_delete, in .asm, .rs, and .erl), the Production-Minded servers (assembly/windows/server.asm, rust/src/bin/server.rs, erlang/server.erl), rust/Cargo.toml, the two deploy scripts, ContactApi.sol, ContactPath.sol, and ContactRules.sol. Step 2 copies rust/Cargo.lock and solidity/foundry.toml from there too.</w:t>
       </w:r>
     </w:p>
     <w:p>
@@ -1075,7 +1093,10 @@
         <w:keepNext/>
       </w:pPr>
       <w:r>
-        <w:t>Still in lesson-6.15-extended, copy every file this lesson uses unchanged from your Lesson 6.14a folder: the certificates and .gitignore, mysql-otp, the reset file, cJSON, the MySQL DLLs, your Chapter 5 contacts module, the contact store files, the Production-Minded servers, Cargo.toml, the two deploy scripts, ContactApi.sol, ContactPath.sol, and ContactRules.sol. None of them changes in this lesson, so none is printed again. contact*.asm names every file whose name starts with contact and ends with .asm: contacts.asm and the three store files. The two -replace lines put this lesson's Rust project name, error_responses, into Cargo.toml and into the copied server's use lines, as Lesson 6.15's -replace lines rename its Go module:</w:t>
+        <w:t xml:space="preserve">Still in lesson-6.15-extended, copy every file this lesson uses unchanged from your Lesson 6.14a folder: the certificates and .gitignore, mysql-otp, the three reset files, cJSON, the MySQL DLLs, your Chapter 5 contacts module, the contact store files, the Production-Minded servers, Cargo.toml, the two deploy scripts, ContactApi.sol, ContactPath.sol, and ContactRules.sol. None of them changes in this lesson, so none is printed again. contact*.asm names every file whose name starts with contact and ends with </w:t>
+      </w:r>
+      <w:r>
+        <w:t>.asm: contacts.asm and the three store files. The two -replace lines put this lesson's Rust project name, error_responses, into Cargo.toml and into the copied server's use lines, as Lesson 6.15's -replace lines rename its Go module:</w:t>
       </w:r>
     </w:p>
     <w:p>
@@ -1114,7 +1135,7 @@
         <w:pStyle w:val="CommandBlock"/>
       </w:pPr>
       <w:r>
-        <w:t>Copy-Item "$previousLesson\sql\reset_contacts.sql" .\sql</w:t>
+        <w:t>Copy-Item "$previousLesson\sql\reset_contacts_assembly.sql" .\sql</w:t>
       </w:r>
     </w:p>
     <w:p>
@@ -1122,6 +1143,22 @@
         <w:pStyle w:val="CommandBlock"/>
       </w:pPr>
       <w:r>
+        <w:t>Copy-Item "$previousLesson\sql\reset_contacts_rust.sql" .\sql</w:t>
+      </w:r>
+    </w:p>
+    <w:p>
+      <w:pPr>
+        <w:pStyle w:val="CommandBlock"/>
+      </w:pPr>
+      <w:r>
+        <w:t>Copy-Item "$previousLesson\sql\reset_contacts_erlang.sql" .\sql</w:t>
+      </w:r>
+    </w:p>
+    <w:p>
+      <w:pPr>
+        <w:pStyle w:val="CommandBlock"/>
+      </w:pPr>
+      <w:r>
         <w:t>Copy-Item "$previousLesson\assembly\cJSON.c", `</w:t>
       </w:r>
     </w:p>
@@ -1364,7 +1401,7 @@
         <w:keepNext/>
       </w:pPr>
       <w:r>
-        <w:t>cp "$previous_lesson"/sql/reset_contacts.sql ./sql</w:t>
+        <w:t>cp "$previous_lesson"/sql/reset_contacts_{assembly,rust,erlang}.sql ./sql</w:t>
       </w:r>
     </w:p>
     <w:p>
@@ -1597,7 +1634,7 @@
         <w:pStyle w:val="CommandBlock"/>
       </w:pPr>
       <w:r>
-        <w:t>Test-Path .\vendor\mysql\src\mysql.erl, .\sql\reset_contacts.sql, `</w:t>
+        <w:t>Test-Path .\vendor\mysql\src\mysql.erl, .\sql\reset_contacts_assembly.sql, `</w:t>
       </w:r>
     </w:p>
     <w:p>
@@ -1605,6 +1642,14 @@
         <w:pStyle w:val="CommandBlock"/>
       </w:pPr>
       <w:r>
+        <w:t xml:space="preserve">    .\sql\reset_contacts_rust.sql, .\sql\reset_contacts_erlang.sql, `</w:t>
+      </w:r>
+    </w:p>
+    <w:p>
+      <w:pPr>
+        <w:pStyle w:val="CommandBlock"/>
+      </w:pPr>
+      <w:r>
         <w:t xml:space="preserve">    .\solidity\script\DeployBasicContactApi.s.sol, `</w:t>
       </w:r>
     </w:p>
@@ -1644,7 +1689,10 @@
         <w:keepNext/>
       </w:pPr>
       <w:r>
-        <w:t>Remember, verify checks that the server certificate is signed by the course CA (Lesson 6.0), 9 of the module's lines name spa_contacts, 3 in each file, and each of the nine store files names its own lesson once, in its first comment (Lesson 6.14a). Get-Item finds all three servers. 8 lines of the two renamed files name error_responses: Cargo.toml's name line and one comment, and the server's five use lines and one comment. The cJSON hashes are Lesson 3.15a's, the next lines are libmysql's three DLLs, and Test-Path prints True for each file that is there, one line per path.</w:t>
+        <w:t>Remember, verify checks that the server certificate is signed by the course CA (Lesson 6.0), 9 of the module's lines name spa_contacts, 3 in each file, and each of the nine store files names its own lesson once, in its first comment (Lesson 6.14a). Get-Item finds all three servers. 7 lines of the two renamed files name error_responses: Cargo.toml's name line (cargo init wrote that file, so it has no comment), and the server's five use lines and one comment. The cJSON hashes are Lesson 3.15a's, the next line</w:t>
+      </w:r>
+      <w:r>
+        <w:t>s are libmysql's three DLLs, and Test-Path prints True for each file that is there, one line per path.</w:t>
       </w:r>
     </w:p>
     <w:p>
@@ -1694,7 +1742,7 @@
         <w:keepNext/>
       </w:pPr>
       <w:r>
-        <w:t>8</w:t>
+        <w:t>7</w:t>
       </w:r>
     </w:p>
     <w:p>
@@ -1799,6 +1847,7 @@
     <w:p>
       <w:pPr>
         <w:pStyle w:val="RequiredOutput"/>
+        <w:keepNext/>
       </w:pPr>
       <w:r>
         <w:t>True</w:t>
@@ -1806,6 +1855,23 @@
     </w:p>
     <w:p>
       <w:pPr>
+        <w:pStyle w:val="RequiredOutput"/>
+        <w:keepNext/>
+      </w:pPr>
+      <w:r>
+        <w:t>True</w:t>
+      </w:r>
+    </w:p>
+    <w:p>
+      <w:pPr>
+        <w:pStyle w:val="RequiredOutput"/>
+      </w:pPr>
+      <w:r>
+        <w:t>True</w:t>
+      </w:r>
+    </w:p>
+    <w:p>
+      <w:pPr>
         <w:keepNext/>
       </w:pPr>
     </w:p>
@@ -1824,7 +1890,10 @@
     </w:p>
     <w:p>
       <w:r>
-        <w:t>Remember, each library goes into the lesson folder only, at the version its project file or command pins. Cargo.toml pins Lesson 6.14a's crates, serde_json among them, at the same versions, so copy Lesson 6.14a's Cargo.lock and let cargo fetch read it: it keeps every version and only writes this project's new name, error_responses, into it. foundry.toml is Lesson 6.14a's too, and forge installs forge-std inside the lesson folder again. Each file is copied just before the command that reads it. Erlang's inets, ssl, uri_string, and json come with Erlang/OTP.</w:t>
+        <w:t>Remember, each library goes into the lesson folder only, at the version its project file or command pins. Cargo.toml pins Lesson 6.14a's crates, serde_json among them, at the same versions, so copy Lesson 6.14a's Cargo.lock and let cargo fetch read it: it keeps every version and only writes this project's new name, error_responses, into it. foundry.toml is Lesson 6.14a's too, and forge installs forge-std inside the lesson folder again. Each file is copied just before the command that reads it. Erlang's inet</w:t>
+      </w:r>
+      <w:r>
+        <w:t>s, ssl, uri_string, and json come with Erlang/OTP.</w:t>
       </w:r>
     </w:p>
     <w:p>
@@ -2071,7 +2140,10 @@
     </w:p>
     <w:p>
       <w:r>
-        <w:t>Step 1 copied Lesson 6.14a's reset file, sql/reset_contacts.sql. It also drops contacts_old, the name the renamed-table run gives the table, in case a run stopped before it renamed the table back. No request in this lesson changes a contact, so one reset before the first server is enough. Solidity needs no reset: its deploy script stores the three contacts on a new chain, and its client changes nothing on anvil.</w:t>
+        <w:t>Step 1 copied Lesson 6.14a's reset files: one file per language, such as sql/reset_contacts_rust.sql, for its own table, such as contacts_rust. Remember, each language keeps its own table. Each file also drops its table's _old name, such as contacts_rust_old, the name the renamed-table run gives the table, in case a run stopped before it renamed the table back. No request in this lesson changes a contact, so one reset before the first server is enough. Solidity needs no reset: its deploy script stores the t</w:t>
+      </w:r>
+      <w:r>
+        <w:t>hree contacts on a new chain, and its client changes nothing on anvil.</w:t>
       </w:r>
     </w:p>
     <w:p>
@@ -2151,7 +2223,7 @@
         <w:keepNext/>
       </w:pPr>
       <w:r>
-        <w:t xml:space="preserve">    -e "source ./sql/reset_contacts.sql"</w:t>
+        <w:t xml:space="preserve">    -e "source ./sql/reset_contacts_assembly.sql"</w:t>
       </w:r>
     </w:p>
     <w:p>
@@ -2160,6 +2232,42 @@
         <w:keepNext/>
       </w:pPr>
       <w:r>
+        <w:t>&amp; $mysql -u devuser -h 127.0.0.1 -P 3306 -D spa_contacts --commands `</w:t>
+      </w:r>
+    </w:p>
+    <w:p>
+      <w:pPr>
+        <w:pStyle w:val="CommandBlock"/>
+        <w:keepNext/>
+      </w:pPr>
+      <w:r>
+        <w:t xml:space="preserve">    -e "source ./sql/reset_contacts_rust.sql"</w:t>
+      </w:r>
+    </w:p>
+    <w:p>
+      <w:pPr>
+        <w:pStyle w:val="CommandBlock"/>
+        <w:keepNext/>
+      </w:pPr>
+      <w:r>
+        <w:t>&amp; $mysql -u devuser -h 127.0.0.1 -P 3306 -D spa_contacts --commands `</w:t>
+      </w:r>
+    </w:p>
+    <w:p>
+      <w:pPr>
+        <w:pStyle w:val="CommandBlock"/>
+        <w:keepNext/>
+      </w:pPr>
+      <w:r>
+        <w:t xml:space="preserve">    -e "source ./sql/reset_contacts_erlang.sql"</w:t>
+      </w:r>
+    </w:p>
+    <w:p>
+      <w:pPr>
+        <w:pStyle w:val="CommandBlock"/>
+        <w:keepNext/>
+      </w:pPr>
+      <w:r>
         <w:t>&amp; $mysql -u devuser -h 127.0.0.1 -P 3306 -D spa_contacts -t `</w:t>
       </w:r>
     </w:p>
@@ -2169,7 +2277,7 @@
         <w:keepNext/>
       </w:pPr>
       <w:r>
-        <w:t xml:space="preserve">    -e "SELECT id, name, email, phone FROM contacts ORDER BY id"</w:t>
+        <w:t xml:space="preserve">    -e "SELECT id, name, email, phone FROM contacts_assembly ORDER BY id"</w:t>
       </w:r>
     </w:p>
     <w:p>
@@ -2226,7 +2334,7 @@
         <w:keepNext/>
       </w:pPr>
       <w:r>
-        <w:t>mysql -u devuser -h 127.0.0.1 -P 3306 -D spa_contacts &lt; ./sql/reset_contacts.sql</w:t>
+        <w:t>mysql -u devuser -h 127.0.0.1 -P 3306 -D spa_contacts \</w:t>
       </w:r>
     </w:p>
     <w:p>
@@ -2235,6 +2343,51 @@
         <w:keepNext/>
       </w:pPr>
       <w:r>
+        <w:t xml:space="preserve">    &lt; ./sql/reset_contacts_assembly.sql</w:t>
+      </w:r>
+    </w:p>
+    <w:p>
+      <w:pPr>
+        <w:pStyle w:val="CommandBlock"/>
+        <w:keepNext/>
+      </w:pPr>
+      <w:r>
+        <w:t>mysql -u devuser -h 127.0.0.1 -P 3306 -D spa_contacts \</w:t>
+      </w:r>
+    </w:p>
+    <w:p>
+      <w:pPr>
+        <w:pStyle w:val="CommandBlock"/>
+        <w:keepNext/>
+      </w:pPr>
+      <w:r>
+        <w:t xml:space="preserve">    &lt; ./sql/reset_contacts_rust.sql</w:t>
+      </w:r>
+    </w:p>
+    <w:p>
+      <w:pPr>
+        <w:pStyle w:val="CommandBlock"/>
+        <w:keepNext/>
+      </w:pPr>
+      <w:r>
+        <w:t>mysql -u devuser -h 127.0.0.1 -P 3306 -D spa_contacts \</w:t>
+      </w:r>
+    </w:p>
+    <w:p>
+      <w:pPr>
+        <w:pStyle w:val="CommandBlock"/>
+        <w:keepNext/>
+      </w:pPr>
+      <w:r>
+        <w:t xml:space="preserve">    &lt; ./sql/reset_contacts_erlang.sql</w:t>
+      </w:r>
+    </w:p>
+    <w:p>
+      <w:pPr>
+        <w:pStyle w:val="CommandBlock"/>
+        <w:keepNext/>
+      </w:pPr>
+      <w:r>
         <w:t>mysql -u devuser -h 127.0.0.1 -P 3306 -D spa_contacts -t \</w:t>
       </w:r>
     </w:p>
@@ -2244,7 +2397,7 @@
         <w:keepNext/>
       </w:pPr>
       <w:r>
-        <w:t xml:space="preserve">    -e "SELECT id, name, email, phone FROM contacts ORDER BY id"</w:t>
+        <w:t xml:space="preserve">    -e "SELECT id, name, email, phone FROM contacts_assembly ORDER BY id"</w:t>
       </w:r>
     </w:p>
     <w:p>
@@ -2265,7 +2418,7 @@
         <w:keepNext/>
       </w:pPr>
       <w:r>
-        <w:t>The first two commands print nothing. The query prints exactly this table:</w:t>
+        <w:t>The CREATE DATABASE and reset commands print nothing. The query shows the Assembly programs' table, contacts_assembly; put your language's table in its place to see that one. It prints exactly this table, and every language's table holds the same rows:</w:t>
       </w:r>
     </w:p>
     <w:p>
@@ -2366,7 +2519,7 @@
         <w:pStyle w:val="ListBullet"/>
       </w:pPr>
       <w:r>
-        <w:t>The first request is 500: the table is still named contacts_old, because a renamed-table run stopped early. Run the Data Reset.</w:t>
+        <w:t>The first request is 500: your language's table is still named with _old, such as contacts_rust_old, because a renamed-table run stopped early. Run the Data Reset.</w:t>
       </w:r>
     </w:p>
     <w:p>
@@ -10702,7 +10855,10 @@
     </w:p>
     <w:p>
       <w:r>
-        <w:t>The server is Lesson 6.14a's, copied unchanged in step 1, so it is not printed again. Open your copy and find send_error: every failure except the unknown-path answer, not_found_json, goes through it, by way of send_failure or send_unavailable. The client is printed in full. Its send_request and outcome_for are unchanged; the ApiError record, read_error, print_error, send_and_explain, and print_fixed_bodies are new, and send_and_explain takes the place of Lesson 6.14a's send_and_report. Read read_error first.</w:t>
+        <w:t>The server is Lesson 6.14a's, copied unchanged in step 1, so it is not printed again. Open your copy and find send_error: every failure except the unknown-path answer, not_found_json, goes through it, by way of send_failure or send_unavailable. The client is printed in full. Its send_request and outcome_for are unchanged; the ApiError record, read_error, print_error, send_and_explain, and print_fixed_bodies are new, and send_and_explain takes the place of Lesson 6.14a's send_and_report. Read read_error firs</w:t>
+      </w:r>
+      <w:r>
+        <w:t>t.</w:t>
       </w:r>
     </w:p>
     <w:p>
@@ -17416,7 +17572,7 @@
         <w:keepNext/>
       </w:pPr>
       <w:r>
-        <w:t>Still in Terminal 2, with the server still running: rename the contacts table, as Lesson 5.9a's Troubleshooting Run did, and run the client again. The next two lines read the newest line of contacts.log, as Lesson 5.9's Repair Run did, and print its operation, its error number, and MySQL's own message. The last lines rename the table back:</w:t>
+        <w:t>Still in Terminal 2, with the server still running: rename your language's contacts table, as Lesson 5.9a's Troubleshooting Run did, and run the client again. The next two lines read the newest line of contacts.log, as Lesson 5.9's Repair Run did, and print its operation, its error number, and MySQL's own message. The last lines rename the table back:</w:t>
       </w:r>
     </w:p>
     <w:p>
@@ -17466,7 +17622,7 @@
         <w:keepNext/>
       </w:pPr>
       <w:r>
-        <w:t xml:space="preserve">    -e "RENAME TABLE contacts TO contacts_old"</w:t>
+        <w:t xml:space="preserve">    -e "RENAME TABLE contacts_assembly TO contacts_assembly_old"</w:t>
       </w:r>
     </w:p>
     <w:p>
@@ -17520,7 +17676,7 @@
         <w:keepNext/>
       </w:pPr>
       <w:r>
-        <w:t xml:space="preserve">    -e "RENAME TABLE contacts_old TO contacts"</w:t>
+        <w:t xml:space="preserve">    -e "RENAME TABLE contacts_assembly_old TO contacts_assembly"</w:t>
       </w:r>
     </w:p>
     <w:p>
@@ -20534,7 +20690,10 @@
     </w:p>
     <w:p>
       <w:r>
-        <w:t>The server is Lesson 6.14a's, copied in step 1 with only its library's name changed, so it is not printed again. Open your copy and find send_error: every failure except the unknown-path answer, NOT_FOUND_JSON, goes through it, by way of send_failure or send_unavailable. The client is printed in full. Its send_request and outcome_for are unchanged; the ApiError struct, text_field, read_error, print_error, and send_and_explain are new, and send_and_explain takes the place of Lesson 6.14a's send_and_report. Read read_error first.</w:t>
+        <w:t>The server is Lesson 6.14a's, copied in step 1 with only its library's name changed, so it is not printed again. Open your copy and find send_error: every failure except the unknown-path answer, NOT_FOUND_JSON, goes through it, by way of send_failure or send_unavailable. The client is printed in full. Its send_request and outcome_for are unchanged; the ApiError struct, text_field, read_error, print_error, and send_and_explain are new, and send_and_explain takes the place of Lesson 6.14a's send_and_report. R</w:t>
+      </w:r>
+      <w:r>
+        <w:t>ead read_error first.</w:t>
       </w:r>
     </w:p>
     <w:p>
@@ -23099,7 +23258,7 @@
         <w:keepNext/>
       </w:pPr>
       <w:r>
-        <w:t>Still in Terminal 2, with the server still running: rename the contacts table, run the client again, read the newest line of contacts.log, and rename the table back:</w:t>
+        <w:t>Still in Terminal 2, with the server still running: rename your language's contacts table, run the client again, read the newest line of contacts.log, and rename the table back:</w:t>
       </w:r>
     </w:p>
     <w:p>
@@ -23140,7 +23299,7 @@
         <w:keepNext/>
       </w:pPr>
       <w:r>
-        <w:t xml:space="preserve">    -e "RENAME TABLE contacts TO contacts_old"</w:t>
+        <w:t xml:space="preserve">    -e "RENAME TABLE contacts_rust TO contacts_rust_old"</w:t>
       </w:r>
     </w:p>
     <w:p>
@@ -23194,7 +23353,7 @@
         <w:keepNext/>
       </w:pPr>
       <w:r>
-        <w:t xml:space="preserve">    -e "RENAME TABLE contacts_old TO contacts"</w:t>
+        <w:t xml:space="preserve">    -e "RENAME TABLE contacts_rust_old TO contacts_rust"</w:t>
       </w:r>
     </w:p>
     <w:p>
@@ -25436,7 +25595,10 @@
     </w:p>
     <w:p>
       <w:r>
-        <w:t>The server is Lesson 6.14a's, copied unchanged in step 1, so it is not printed again. Open your copy and find send_error: every failure except the unknown-path answer, ?NOT_FOUND_JSON, goes through it, by way of send_failure or send_unavailable. The client is printed in full. Its send_request and outcome_for are unchanged; the api_error record, read_error, error_from_record, print_error, send_and_explain, explain_failure, and print_fixed_bodies are new, and send_and_explain takes the place of Lesson 6.14a's send_and_report. Read read_error first.</w:t>
+        <w:t>The server is Lesson 6.14a's, copied unchanged in step 1, so it is not printed again. Open your copy and find send_error: every failure except the unknown-path answer, ?NOT_FOUND_JSON, goes through it, by way of send_failure or send_unavailable. The client is printed in full. Its send_request and outcome_for are unchanged; the api_error record, read_error, error_from_record, print_error, send_and_explain, explain_failure, and print_fixed_bodies are new, and send_and_explain takes the place of Lesson 6.14a's</w:t>
+      </w:r>
+      <w:r>
+        <w:t xml:space="preserve"> send_and_report. Read read_error first.</w:t>
       </w:r>
     </w:p>
     <w:p>
@@ -27320,7 +27482,7 @@
         <w:keepNext/>
       </w:pPr>
       <w:r>
-        <w:t>Still in Terminal 2, with the server still running: rename the contacts table, run the client again, read the newest line of contacts.log, and rename the table back:</w:t>
+        <w:t>Still in Terminal 2, with the server still running: rename your language's contacts table, run the client again, read the newest line of contacts.log, and rename the table back:</w:t>
       </w:r>
     </w:p>
     <w:p>
@@ -27361,7 +27523,7 @@
         <w:keepNext/>
       </w:pPr>
       <w:r>
-        <w:t xml:space="preserve">    -e "RENAME TABLE contacts TO contacts_old"</w:t>
+        <w:t xml:space="preserve">    -e "RENAME TABLE contacts_erlang TO contacts_erlang_old"</w:t>
       </w:r>
     </w:p>
     <w:p>
@@ -27415,7 +27577,7 @@
         <w:keepNext/>
       </w:pPr>
       <w:r>
-        <w:t xml:space="preserve">    -e "RENAME TABLE contacts_old TO contacts"</w:t>
+        <w:t xml:space="preserve">    -e "RENAME TABLE contacts_erlang_old TO contacts_erlang"</w:t>
       </w:r>
     </w:p>
     <w:p>
@@ -27657,7 +27819,10 @@
     </w:p>
     <w:p>
       <w:r>
-        <w:t>Solidity's section maps Lesson 6.15 onto the honest counterpart that Concept describes: anvil is the server process, the contract's revert reasons are the error bodies, and the clients are forge scripts that read each reason. Remember, forge script --broadcast sends a script's marked calls as transactions, and --unlocked --sender sends them from anvil's first test account (Lesson 6.5a); without --broadcast, forge runs the script on its own copy of the chain and sends nothing. --json | ConvertFrom-Json | ForEach-Object { $_.logs } prints console.log's lines exactly (Lesson 6.13a). Every Solidity block runs in the lesson-6.15-extended folder.</w:t>
+        <w:t>Solidity's section maps Lesson 6.15 onto the honest counterpart that Concept describes: anvil is the server process, the contract's revert reasons are the error bodies, and the clients are forge scripts that read each reason. Remember, forge script --broadcast sends a script's marked calls as transactions, and --unlocked --sender sends them from anvil's first test account (Lesson 6.5a); without --broadcast, forge runs the script on its own copy of the chain and sends nothing. --json | ConvertFrom-Json | For</w:t>
+      </w:r>
+      <w:r>
+        <w:t>Each-Object { $_.logs } prints console.log's lines exactly (Lesson 6.13a). Every Solidity block runs in the lesson-6.15-extended folder.</w:t>
       </w:r>
     </w:p>
     <w:p>
@@ -27680,7 +27845,10 @@
     </w:p>
     <w:p>
       <w:r>
-        <w:t>The Basic contract is Lesson 6.11a's BasicContactApi with one new function, errorJson, which writes every refusal's error body; the copied DeployBasicContactApi puts it on the chain and stores the three known contacts. The Basic client script: fetchContact keeps a refusal's reason, and printErrorBody checks that it is a JSON object with text in both keys, with isText, then reads its code and message with vm.parseJsonString. The Node Check sends one eth_call by hand. Every step is commented, so read the comments as you type them.</w:t>
+        <w:t>The Basic contract is Lesson 6.11a's BasicContactApi with one new function, errorJson, which writes every refusal's error body; the copied DeployBasicContactApi puts it on the chain and stores the three known contacts. The Basic client script: fetchContact keeps a refusal's reason, and printErrorBody checks that it is a JSON object with text in both keys, with isText, then reads its code and message with vm.parseJsonString. The Node Check sends one eth_call by hand. Every step is commented, so read the comm</w:t>
+      </w:r>
+      <w:r>
+        <w:t>ents as you type them.</w:t>
       </w:r>
     </w:p>
     <w:p>
@@ -30165,7 +30333,10 @@
         <w:keepNext/>
       </w:pPr>
       <w:r>
-        <w:t>Still in Terminal 2, send anvil one eth_call by hand: the JSON-RPC request cast call sends, for getContactAt("99"). Remember, cast calldata writes the call data (Lesson 6.3a); the next lines join the request around it, and Set-Content writes it to call-body.json, because Windows PowerShell 5.1 strips the double quotes from a body typed on the command line (Lesson 6.2a). curl.exe's -o keeps the answer in call-answer.json, and -w prints the HTTP status and the content type (Lesson 6.14a). ConvertFrom-Json reads the answer, and .error is its error object; the last two lines print that object's code and message:</w:t>
+        <w:t>Still in Terminal 2, send anvil one eth_call by hand: the JSON-RPC request cast call sends, for getContactAt("99"). Remember, cast calldata writes the call data (Lesson 6.3a); the next lines join the request around it, and Set-Content writes it to call-body.json, because Windows PowerShell 5.1 strips the double quotes from a body typed on the command line (Lesson 6.2a). curl.exe's -o keeps the answer in call-answer.json, and -w prints the HTTP status and the content type (Lesson 6.14a). ConvertFrom-Json rea</w:t>
+      </w:r>
+      <w:r>
+        <w:t>ds the answer, and .error is its error object; the last two lines print that object's code and message:</w:t>
       </w:r>
     </w:p>
     <w:p>
@@ -30433,7 +30604,10 @@
     </w:p>
     <w:p>
       <w:r>
-        <w:t>The Production-Minded contract is Lesson 6.14a's ContactApi, copied unchanged in step 1: each code's body is written in one place, and fallback refuses every function the contract does not have with the not-found body. DeployContactApi, copied too, stores the three contacts. The client script is printed in full. statusFor and outcomeFor are unchanged; the ApiError struct, isText, readError, printError, the three answer functions, and explain are new, and explain takes the place of Lesson 6.14a's report. Read readError first.</w:t>
+        <w:t>The Production-Minded contract is Lesson 6.14a's ContactApi, copied unchanged in step 1: each code's body is written in one place, and fallback refuses every function the contract does not have with the not-found body. DeployContactApi, copied too, stores the three contacts. The client script is printed in full. statusFor and outcomeFor are unchanged; the ApiError struct, isText, readError, printError, the three answer functions, and explain are new, and explain takes the place of Lesson 6.14a's report. Rea</w:t>
+      </w:r>
+      <w:r>
+        <w:t>d readError first.</w:t>
       </w:r>
     </w:p>
     <w:p>
@@ -33427,7 +33601,7 @@
         <w:keepNext/>
       </w:pPr>
       <w:r>
-        <w:t>Renamed table (contacts_old): GET 2 -&gt; 500 database_failure; exit code 1</w:t>
+        <w:t>Renamed table (contacts_&lt;lang&gt;_old): GET 2 -&gt; 500 database_failure; exit code 1</w:t>
       </w:r>
     </w:p>
     <w:p>
@@ -33996,7 +34170,7 @@
         <w:keepNext/>
       </w:pPr>
       <w:r>
-        <w:t>Then the log line, the same in all three languages. MySQL's message is here, and nowhere in the body:</w:t>
+        <w:t>Then the log line, here the Assembly programs'; each language's line names its own table, such as spa_contacts.contacts_rust. MySQL's message is here, and nowhere in the body:</w:t>
       </w:r>
     </w:p>
     <w:p>
@@ -34009,7 +34183,7 @@
         <w:pStyle w:val="RequiredOutput"/>
       </w:pPr>
       <w:r>
-        <w:t>show | 1146 | Table 'spa_contacts.contacts' doesn't exist</w:t>
+        <w:t>show | 1146 | Table 'spa_contacts.contacts_assembly' doesn't exist</w:t>
       </w:r>
     </w:p>
     <w:p>
@@ -34471,7 +34645,10 @@
     </w:p>
     <w:p>
       <w:r>
-        <w:t>The Contact Manager REST API's EXTENDED companion answers every failure through send_error in Assembly, Rust, and Erlang, the unknown path included as in this lesson's Challenge, so every route has the same error body. Its clients read each error with read_error and send_and_explain, and Lesson 6.21a's classify_failure builds on read_error: a body that is not this shape is one of the failures it names. In Solidity, the project's contract writes every refusal with one errorJson, and its client scripts read each reason with readError. The GitHub API Explorer's EXTENDED companion meets an API with its own shape: GitHub's error body holds a message and a documentation_url, so it adds a reader for that shape beside read_error, and falls back to the status code the same way.</w:t>
+        <w:t>The Contact Manager REST API's EXTENDED companion answers every failure through send_error in Assembly, Rust, and Erlang, the unknown path included as in this lesson's Challenge, so every route has the same error body. Its clients read each error with read_error and send_and_explain, and Lesson 6.21a's classify_failure builds on read_error: a body that is not this shape is one of the failures it names. In Solidity, the project's contract writes every refusal with one errorJson, and its client scripts read e</w:t>
+      </w:r>
+      <w:r>
+        <w:t>ach reason with readError. The GitHub API Explorer's EXTENDED companion meets an API with its own shape: GitHub's error body holds a message and a documentation_url, so it adds a reader for that shape beside read_error, and falls back to the status code the same way.</w:t>
       </w:r>
     </w:p>
     <w:p>
@@ -35004,7 +35181,10 @@
     </w:p>
     <w:p>
       <w:r>
-        <w:t>An error answer has two parts: the status for every HTTP tool, and a body for the client that called. Each Extended server keeps Lesson 6.15's one body, {"code","message"}, written by send_error with the language's JSON writer, and nothing from inside the server, whose details go to contacts.log. Each client reads every error body into a record, tests the code, shows the message, and falls back to the status code when the body is a proxy's page, empty, or another API's shape, whichever way its JSON reader says no: a 0, an Err, an error, or a revert. A contract's error body is its revert's reason, and even the node wraps it in an error object of its own. Lesson 6.16a adds two more codes to the same body, unauthorized and forbidden, when the API starts asking who is calling.</w:t>
+        <w:t>An error answer has two parts: the status for every HTTP tool, and a body for the client that called. Each Extended server keeps Lesson 6.15's one body, {"code","message"}, written by send_error with the language's JSON writer, and nothing from inside the server, whose details go to contacts.log. Each client reads every error body into a record, tests the code, shows the message, and falls back to the status code when the body is a proxy's page, empty, or another API's shape, whichever way its JSON reader s</w:t>
+      </w:r>
+      <w:r>
+        <w:t>ays no: a 0, an Err, an error, or a revert. A contract's error body is its revert's reason, and even the node wraps it in an error object of its own. Lesson 6.16a adds two more codes to the same body, unauthorized and forbidden, when the API starts asking who is calling.</w:t>
       </w:r>
     </w:p>
     <w:sectPr>
@@ -35190,31 +35370,31 @@
       </w:rPr>
     </w:lvl>
   </w:abstractNum>
-  <w:num w:numId="1" w16cid:durableId="464273147">
+  <w:num w:numId="1" w16cid:durableId="66928113">
     <w:abstractNumId w:val="8"/>
   </w:num>
-  <w:num w:numId="2" w16cid:durableId="572278014">
+  <w:num w:numId="2" w16cid:durableId="2139713254">
     <w:abstractNumId w:val="6"/>
   </w:num>
-  <w:num w:numId="3" w16cid:durableId="1832596213">
+  <w:num w:numId="3" w16cid:durableId="1122312224">
     <w:abstractNumId w:val="5"/>
   </w:num>
-  <w:num w:numId="4" w16cid:durableId="1740711858">
+  <w:num w:numId="4" w16cid:durableId="947854606">
     <w:abstractNumId w:val="4"/>
   </w:num>
-  <w:num w:numId="5" w16cid:durableId="1611164988">
+  <w:num w:numId="5" w16cid:durableId="570651704">
     <w:abstractNumId w:val="7"/>
   </w:num>
-  <w:num w:numId="6" w16cid:durableId="2096630508">
+  <w:num w:numId="6" w16cid:durableId="1983727275">
     <w:abstractNumId w:val="3"/>
   </w:num>
-  <w:num w:numId="7" w16cid:durableId="128786131">
+  <w:num w:numId="7" w16cid:durableId="2041201117">
     <w:abstractNumId w:val="2"/>
   </w:num>
-  <w:num w:numId="8" w16cid:durableId="369962969">
+  <w:num w:numId="8" w16cid:durableId="1692560579">
     <w:abstractNumId w:val="1"/>
   </w:num>
-  <w:num w:numId="9" w16cid:durableId="1935088894">
+  <w:num w:numId="9" w16cid:durableId="1135636534">
     <w:abstractNumId w:val="0"/>
   </w:num>
 </w:numbering>

--- a/Volume 1/Chapter 06 - RESTful APIs/SPA_Vol1_Ch6_Lesson6_15a_Error_Responses_EXTENDED.docx
+++ b/Volume 1/Chapter 06 - RESTful APIs/SPA_Vol1_Ch6_Lesson6_15a_Error_Responses_EXTENDED.docx
@@ -1135,6 +1135,7 @@
         <w:pStyle w:val="CommandBlock"/>
       </w:pPr>
       <w:r>
+        <w:lastRenderedPageBreak/>
         <w:t>Copy-Item "$previousLesson\sql\reset_contacts_assembly.sql" .\sql</w:t>
       </w:r>
     </w:p>
@@ -3255,7 +3256,7 @@
         <w:pStyle w:val="SourceCode"/>
       </w:pPr>
       <w:r>
-        <w:t xml:space="preserve">    ONE_PREFIX_LENGTH equ $ - one_prefix - 1</w:t>
+        <w:t xml:space="preserve">    ONE_PREFIX_LENGTH equ $ - one_prefix - 1 ; Remember, $ - label - 1 = length</w:t>
       </w:r>
     </w:p>
     <w:p>
@@ -3415,7 +3416,7 @@
         <w:pStyle w:val="SourceCode"/>
       </w:pPr>
       <w:r>
-        <w:t xml:space="preserve">    ; make it.</w:t>
+        <w:t xml:space="preserve">    ; make it. Remember, no label: bytes follow the text.</w:t>
       </w:r>
     </w:p>
     <w:p>
@@ -3604,15 +3605,15 @@
         <w:pStyle w:val="SourceCode"/>
       </w:pPr>
       <w:r>
-        <w:t xml:space="preserve">    ; parse_path_id's copy of the id segment for parse_id, the not-found</w:t>
-      </w:r>
-    </w:p>
-    <w:p>
-      <w:pPr>
-        <w:pStyle w:val="SourceCode"/>
-      </w:pPr>
-      <w:r>
-        <w:t xml:space="preserve">    ; message, and the record find_contact fills.</w:t>
+        <w:t xml:space="preserve">    ; parse_path_id's copy of the segment for parse_id, the not-found message,</w:t>
+      </w:r>
+    </w:p>
+    <w:p>
+      <w:pPr>
+        <w:pStyle w:val="SourceCode"/>
+      </w:pPr>
+      <w:r>
+        <w:t xml:space="preserve">    ; and find_contact's record. Remember, alignb 8 starts it at a multiple of 8.</w:t>
       </w:r>
     </w:p>
     <w:p>
@@ -3851,7 +3852,7 @@
         <w:pStyle w:val="SourceCode"/>
       </w:pPr>
       <w:r>
-        <w:t>; Remember, read_text_file reads a whole small text file.</w:t>
+        <w:t>; Remember, read_text_file adds a 0 byte; feof is not 0 when the file fit.</w:t>
       </w:r>
     </w:p>
     <w:p>
@@ -3875,7 +3876,7 @@
         <w:pStyle w:val="SourceCode"/>
       </w:pPr>
       <w:r>
-        <w:t>; rbx keeps the space, r12 its size, then the count read, r13 the file.</w:t>
+        <w:t>; rbx keeps the space, then feof's answer, r12 its size, r13 the file.</w:t>
       </w:r>
     </w:p>
     <w:p>
@@ -4184,15 +4185,15 @@
         <w:pStyle w:val="SourceCode"/>
       </w:pPr>
       <w:r>
-        <w:t>; the body. Remember, _copy makes the library keep its own copy of the</w:t>
-      </w:r>
-    </w:p>
-    <w:p>
-      <w:pPr>
-        <w:pStyle w:val="SourceCode"/>
-      </w:pPr>
-      <w:r>
-        <w:t>; body, and libmicrohttpd adds Content-Length.</w:t>
+        <w:t>; the body. Remember, _copy keeps a copy of the body, Content-Length is</w:t>
+      </w:r>
+    </w:p>
+    <w:p>
+      <w:pPr>
+        <w:pStyle w:val="SourceCode"/>
+      </w:pPr>
+      <w:r>
+        <w:t>; added, and the queue keeps what it needs, so the response is given back.</w:t>
       </w:r>
     </w:p>
     <w:p>
@@ -6502,23 +6503,23 @@
         <w:pStyle w:val="SourceCode"/>
       </w:pPr>
       <w:r>
-        <w:t>; Remember, libmicrohttpd calls answer_request once for every request,</w:t>
-      </w:r>
-    </w:p>
-    <w:p>
-      <w:pPr>
-        <w:pStyle w:val="SourceCode"/>
-      </w:pPr>
-      <w:r>
-        <w:t>; with eight values: rdx = the connection, r8 = the path, already decoded,</w:t>
-      </w:r>
-    </w:p>
-    <w:p>
-      <w:pPr>
-        <w:pStyle w:val="SourceCode"/>
-      </w:pPr>
-      <w:r>
-        <w:t>; r9 = the method, and five this server does not need (Lesson 6.11a).</w:t>
+        <w:t>; Remember, libmicrohttpd calls answer_request for each request; this</w:t>
+      </w:r>
+    </w:p>
+    <w:p>
+      <w:pPr>
+        <w:pStyle w:val="SourceCode"/>
+      </w:pPr>
+      <w:r>
+        <w:t>; server answers on the first call (a GET has no body). It uses rdx = the</w:t>
+      </w:r>
+    </w:p>
+    <w:p>
+      <w:pPr>
+        <w:pStyle w:val="SourceCode"/>
+      </w:pPr>
+      <w:r>
+        <w:t>; connection, r8 = the path, already decoded, r9 = the method (Lesson 6.11a).</w:t>
       </w:r>
     </w:p>
     <w:p>
@@ -6534,15 +6535,15 @@
         <w:pStyle w:val="SourceCode"/>
       </w:pPr>
       <w:r>
-        <w:t>; rbx keeps the connection, r12 the path, r13d the id, r14 the database</w:t>
-      </w:r>
-    </w:p>
-    <w:p>
-      <w:pPr>
-        <w:pStyle w:val="SourceCode"/>
-      </w:pPr>
-      <w:r>
-        <w:t>; handle, then the answer.</w:t>
+        <w:t>; rbx keeps the connection, r12 the path, r13d the id, then the answer,</w:t>
+      </w:r>
+    </w:p>
+    <w:p>
+      <w:pPr>
+        <w:pStyle w:val="SourceCode"/>
+      </w:pPr>
+      <w:r>
+        <w:t>; r14 the database handle.</w:t>
       </w:r>
     </w:p>
     <w:p>
@@ -6614,15 +6615,15 @@
         <w:pStyle w:val="SourceCode"/>
       </w:pPr>
       <w:r>
-        <w:t xml:space="preserve">    ; The one route: GET, the prefix, then one segment with no slash,</w:t>
-      </w:r>
-    </w:p>
-    <w:p>
-      <w:pPr>
-        <w:pStyle w:val="SourceCode"/>
-      </w:pPr>
-      <w:r>
-        <w:t xml:space="preserve">    ; which must be an id.</w:t>
+        <w:t xml:space="preserve">    ; The one route: GET, the prefix (Remember, strncmp compares r8</w:t>
+      </w:r>
+    </w:p>
+    <w:p>
+      <w:pPr>
+        <w:pStyle w:val="SourceCode"/>
+      </w:pPr>
+      <w:r>
+        <w:t xml:space="preserve">    ; characters), then one segment with no '/' (strchr gives 0), an id.</w:t>
       </w:r>
     </w:p>
     <w:p>
@@ -7408,23 +7409,23 @@
         <w:pStyle w:val="SourceCode"/>
       </w:pPr>
       <w:r>
-        <w:t xml:space="preserve">    ; MySQL's C library is not safe to start from several threads at</w:t>
-      </w:r>
-    </w:p>
-    <w:p>
-      <w:pPr>
-        <w:pStyle w:val="SourceCode"/>
-      </w:pPr>
-      <w:r>
-        <w:t xml:space="preserve">    ; once, so mysql_server_init starts it once, before the server's</w:t>
-      </w:r>
-    </w:p>
-    <w:p>
-      <w:pPr>
-        <w:pStyle w:val="SourceCode"/>
-      </w:pPr>
-      <w:r>
-        <w:t xml:space="preserve">    ; thread. C writes it mysql_library_init, a #define for this name.</w:t>
+        <w:t xml:space="preserve">    ; Remember, mysql_server_init (C's mysql_library_init) starts MySQL's C</w:t>
+      </w:r>
+    </w:p>
+    <w:p>
+      <w:pPr>
+        <w:pStyle w:val="SourceCode"/>
+      </w:pPr>
+      <w:r>
+        <w:t xml:space="preserve">    ; library once, before the server's thread, for a library that only</w:t>
+      </w:r>
+    </w:p>
+    <w:p>
+      <w:pPr>
+        <w:pStyle w:val="SourceCode"/>
+      </w:pPr>
+      <w:r>
+        <w:t xml:space="preserve">    ; connects (the three 0s); mysql_server_end ends it after the stop.</w:t>
       </w:r>
     </w:p>
     <w:p>
@@ -7831,7 +7832,7 @@
         <w:pStyle w:val="SourceCode"/>
       </w:pPr>
       <w:r>
-        <w:t xml:space="preserve">    ; Remember, fflush sends the line now, even into a pipe or a file.</w:t>
+        <w:t xml:space="preserve">    ; Remember, fflush sends the line now; __acrt_iob_func 1 = stdout, 2 = stderr.</w:t>
       </w:r>
     </w:p>
     <w:p>
@@ -9483,7 +9484,7 @@
         <w:pStyle w:val="SourceCode"/>
       </w:pPr>
       <w:r>
-        <w:t>; rbx keeps the client, r12 the path.</w:t>
+        <w:t>; rbx keeps the client, r12 the path, then libcurl's words.</w:t>
       </w:r>
     </w:p>
     <w:p>
@@ -9619,7 +9620,7 @@
         <w:pStyle w:val="SourceCode"/>
       </w:pPr>
       <w:r>
-        <w:t xml:space="preserve">    ; 4xx is an answer; only no answer at all is an error.</w:t>
+        <w:t xml:space="preserve">    ; 4xx or 5xx is an answer; no answer, or a body too large, is an error.</w:t>
       </w:r>
     </w:p>
     <w:p>
@@ -9899,7 +9900,7 @@
         <w:pStyle w:val="SourceCode"/>
       </w:pPr>
       <w:r>
-        <w:t xml:space="preserve">    ; Remember, curl_easy_strerror gives libcurl's words for the result.</w:t>
+        <w:t xml:space="preserve">    ; Remember, curl_easy_strerror names the result; __acrt_iob_func(2) is stderr.</w:t>
       </w:r>
     </w:p>
     <w:p>
@@ -10324,6 +10325,9 @@
       <w:pPr>
         <w:pStyle w:val="SourceCode"/>
       </w:pPr>
+      <w:r>
+        <w:t xml:space="preserve">    ; Remember, main's eax is the exit code: 0 at the end, 1 at .no_answer.</w:t>
+      </w:r>
     </w:p>
     <w:p>
       <w:pPr>
@@ -11659,15 +11663,15 @@
         <w:pStyle w:val="SourceCode"/>
       </w:pPr>
       <w:r>
-        <w:t xml:space="preserve">    ; Remember, a contact with no name, which the server's validators</w:t>
-      </w:r>
-    </w:p>
-    <w:p>
-      <w:pPr>
-        <w:pStyle w:val="SourceCode"/>
-      </w:pPr>
-      <w:r>
-        <w:t xml:space="preserve">    ; refuse, and Ada again, whose email is already taken (Lesson 6.14a).</w:t>
+        <w:t xml:space="preserve">    ; Remember, a contact with no name, which the validators refuse, and Ada</w:t>
+      </w:r>
+    </w:p>
+    <w:p>
+      <w:pPr>
+        <w:pStyle w:val="SourceCode"/>
+      </w:pPr>
+      <w:r>
+        <w:t xml:space="preserve">    ; again, whose email is taken; no label: bytes follow the text above.</w:t>
       </w:r>
     </w:p>
     <w:p>
@@ -12503,15 +12507,15 @@
         <w:pStyle w:val="SourceCode"/>
       </w:pPr>
       <w:r>
-        <w:t>; with 13, 10 (\r\n), which is not copied. A blank line, or a line that</w:t>
-      </w:r>
-    </w:p>
-    <w:p>
-      <w:pPr>
-        <w:pStyle w:val="SourceCode"/>
-      </w:pPr>
-      <w:r>
-        <w:t>; does not fit, is skipped.</w:t>
+        <w:t>; with 13, 10 (\r\n), which is not copied. A blank line, a line that does</w:t>
+      </w:r>
+    </w:p>
+    <w:p>
+      <w:pPr>
+        <w:pStyle w:val="SourceCode"/>
+      </w:pPr>
+      <w:r>
+        <w:t>; not fit, or any line after HEADER_LIMIT lines are kept is skipped.</w:t>
       </w:r>
     </w:p>
     <w:p>
@@ -13097,15 +13101,15 @@
         <w:pStyle w:val="SourceCode"/>
       </w:pPr>
       <w:r>
-        <w:t>; 4xx or 5xx is an answer like any other; only no answer at all gives</w:t>
-      </w:r>
-    </w:p>
-    <w:p>
-      <w:pPr>
-        <w:pStyle w:val="SourceCode"/>
-      </w:pPr>
-      <w:r>
-        <w:t>; status code 0, with two Error lines.</w:t>
+        <w:t>; 4xx or 5xx is an answer like any other; no answer gives status code 0</w:t>
+      </w:r>
+    </w:p>
+    <w:p>
+      <w:pPr>
+        <w:pStyle w:val="SourceCode"/>
+      </w:pPr>
+      <w:r>
+        <w:t>; with two Error lines, and a body over BODY_SIZE gives status 0 with one.</w:t>
       </w:r>
     </w:p>
     <w:p>
@@ -13185,23 +13189,23 @@
         <w:pStyle w:val="SourceCode"/>
       </w:pPr>
       <w:r>
-        <w:t>; rbx keeps the record, r12 the client, r13 the method, then the result</w:t>
-      </w:r>
-    </w:p>
-    <w:p>
-      <w:pPr>
-        <w:pStyle w:val="SourceCode"/>
-      </w:pPr>
-      <w:r>
-        <w:t>; number, r14 the path, r15 the header list; the key and the body are</w:t>
-      </w:r>
-    </w:p>
-    <w:p>
-      <w:pPr>
-        <w:pStyle w:val="SourceCode"/>
-      </w:pPr>
-      <w:r>
-        <w:t>; kept at [rsp + 48] and [rsp + 56], above snprintf's fifth value.</w:t>
+        <w:t>; rbx keeps the record, r12 the client, r13 the method, then the result,</w:t>
+      </w:r>
+    </w:p>
+    <w:p>
+      <w:pPr>
+        <w:pStyle w:val="SourceCode"/>
+      </w:pPr>
+      <w:r>
+        <w:t>; r14 the path, then the error stream, r15 the header list; the key and</w:t>
+      </w:r>
+    </w:p>
+    <w:p>
+      <w:pPr>
+        <w:pStyle w:val="SourceCode"/>
+      </w:pPr>
+      <w:r>
+        <w:t>; the body are kept at [rsp + 48] and [rsp + 56], above snprintf's fifth.</w:t>
       </w:r>
     </w:p>
     <w:p>
@@ -13646,15 +13650,15 @@
         <w:pStyle w:val="SourceCode"/>
       </w:pPr>
       <w:r>
-        <w:t xml:space="preserve">    ; CURLOPT_HTTPGET clears the last request's body; CURLOPT_POSTFIELDS</w:t>
-      </w:r>
-    </w:p>
-    <w:p>
-      <w:pPr>
-        <w:pStyle w:val="SourceCode"/>
-      </w:pPr>
-      <w:r>
-        <w:t xml:space="preserve">    ; sets this one's. CURLOPT_CUSTOMREQUEST then names the method.</w:t>
+        <w:t xml:space="preserve">    ; HTTPGET clears the last request's body and POSTFIELDS sets this one's;</w:t>
+      </w:r>
+    </w:p>
+    <w:p>
+      <w:pPr>
+        <w:pStyle w:val="SourceCode"/>
+      </w:pPr>
+      <w:r>
+        <w:t xml:space="preserve">    ; CUSTOMREQUEST names the method; save_body and save_header fill the record.</w:t>
       </w:r>
     </w:p>
     <w:p>
@@ -15935,15 +15939,15 @@
         <w:pStyle w:val="SourceCode"/>
       </w:pPr>
       <w:r>
-        <w:t xml:space="preserve">    ; Remember, status 0 means no answer: send_request has already</w:t>
-      </w:r>
-    </w:p>
-    <w:p>
-      <w:pPr>
-        <w:pStyle w:val="SourceCode"/>
-      </w:pPr>
-      <w:r>
-        <w:t xml:space="preserve">    ; printed its two Error lines.</w:t>
+        <w:t xml:space="preserve">    ; Remember, status 0 means no answer, or a body too large to keep:</w:t>
+      </w:r>
+    </w:p>
+    <w:p>
+      <w:pPr>
+        <w:pStyle w:val="SourceCode"/>
+      </w:pPr>
+      <w:r>
+        <w:t xml:space="preserve">    ; send_request has already printed its Error line or lines.</w:t>
       </w:r>
     </w:p>
     <w:p>
@@ -19378,23 +19382,23 @@
         <w:pStyle w:val="SourceCode"/>
       </w:pPr>
       <w:r>
-        <w:t>// Remember, axum calls this async fn for every request; spawn_blocking</w:t>
-      </w:r>
-    </w:p>
-    <w:p>
-      <w:pPr>
-        <w:pStyle w:val="SourceCode"/>
-      </w:pPr>
-      <w:r>
-        <w:t>// runs the waiting work on a thread kept for it, and Err means it</w:t>
-      </w:r>
-    </w:p>
-    <w:p>
-      <w:pPr>
-        <w:pStyle w:val="SourceCode"/>
-      </w:pPr>
-      <w:r>
-        <w:t>// panicked, which is still answered with the JSON error body.</w:t>
+        <w:t>// Remember, axum calls this async fn for every request. spawn_blocking runs</w:t>
+      </w:r>
+    </w:p>
+    <w:p>
+      <w:pPr>
+        <w:pStyle w:val="SourceCode"/>
+      </w:pPr>
+      <w:r>
+        <w:t>// the closure (|| body; move hands it the method and the uri) on a thread</w:t>
+      </w:r>
+    </w:p>
+    <w:p>
+      <w:pPr>
+        <w:pStyle w:val="SourceCode"/>
+      </w:pPr>
+      <w:r>
+        <w:t>// kept for waiting work, and Err means it panicked: still a JSON 500.</w:t>
       </w:r>
     </w:p>
     <w:p>
@@ -19575,15 +19579,15 @@
         <w:pStyle w:val="SourceCode"/>
       </w:pPr>
       <w:r>
-        <w:t xml:space="preserve">    // Remember, bind is Err when another program already listens on the</w:t>
-      </w:r>
-    </w:p>
-    <w:p>
-      <w:pPr>
-        <w:pStyle w:val="SourceCode"/>
-      </w:pPr>
-      <w:r>
-        <w:t xml:space="preserve">    // port.</w:t>
+        <w:t xml:space="preserve">    // Remember, bind is Err when the port is taken; tokio needs the listener</w:t>
+      </w:r>
+    </w:p>
+    <w:p>
+      <w:pPr>
+        <w:pStyle w:val="SourceCode"/>
+      </w:pPr>
+      <w:r>
+        <w:t xml:space="preserve">    // non-blocking, and from_tcp_rustls makes the HTTPS server from it.</w:t>
       </w:r>
     </w:p>
     <w:p>
@@ -20140,23 +20144,23 @@
         <w:pStyle w:val="SourceCode"/>
       </w:pPr>
       <w:r>
-        <w:t xml:space="preserve">    // Remember, create the client once: it trusts only the course</w:t>
-      </w:r>
-    </w:p>
-    <w:p>
-      <w:pPr>
-        <w:pStyle w:val="SourceCode"/>
-      </w:pPr>
-      <w:r>
-        <w:t xml:space="preserve">    // certificate authority, gives up after 10 seconds, and treats a 4xx</w:t>
-      </w:r>
-    </w:p>
-    <w:p>
-      <w:pPr>
-        <w:pStyle w:val="SourceCode"/>
-      </w:pPr>
-      <w:r>
-        <w:t xml:space="preserve">    // or 5xx as an answer, not an error.</w:t>
+        <w:t xml:space="preserve">    // Remember, create the client once: it trusts only the course CA, gives</w:t>
+      </w:r>
+    </w:p>
+    <w:p>
+      <w:pPr>
+        <w:pStyle w:val="SourceCode"/>
+      </w:pPr>
+      <w:r>
+        <w:t xml:space="preserve">    // up after 10 seconds, and takes a 4xx or 5xx as an answer, not an</w:t>
+      </w:r>
+    </w:p>
+    <w:p>
+      <w:pPr>
+        <w:pStyle w:val="SourceCode"/>
+      </w:pPr>
+      <w:r>
+        <w:t xml:space="preserve">    // error; into() makes the Agent.</w:t>
       </w:r>
     </w:p>
     <w:p>
@@ -20902,15 +20906,15 @@
         <w:pStyle w:val="SourceCode"/>
       </w:pPr>
       <w:r>
-        <w:t>// Remember, a contact with no name, which the server's validators refuse,</w:t>
-      </w:r>
-    </w:p>
-    <w:p>
-      <w:pPr>
-        <w:pStyle w:val="SourceCode"/>
-      </w:pPr>
-      <w:r>
-        <w:t>// and Ada again, whose email is already taken (Lesson 6.14a).</w:t>
+        <w:t>// Remember, a contact with no name, which the validators refuse, and Ada</w:t>
+      </w:r>
+    </w:p>
+    <w:p>
+      <w:pPr>
+        <w:pStyle w:val="SourceCode"/>
+      </w:pPr>
+      <w:r>
+        <w:t>// again, whose email is taken; a \ at a line's end joins the next line.</w:t>
       </w:r>
     </w:p>
     <w:p>
@@ -21111,6 +21115,9 @@
       <w:pPr>
         <w:pStyle w:val="SourceCode"/>
       </w:pPr>
+      <w:r>
+        <w:t>// Remember, failure_kind names the failure; if let tests one variant.</w:t>
+      </w:r>
     </w:p>
     <w:p>
       <w:pPr>
@@ -21228,6 +21235,9 @@
       <w:pPr>
         <w:pStyle w:val="SourceCode"/>
       </w:pPr>
+      <w:r>
+        <w:t>// Remember, run_request adds the body, if any, and sends; ? returns an Err.</w:t>
+      </w:r>
     </w:p>
     <w:p>
       <w:pPr>
@@ -21367,15 +21377,15 @@
         <w:pStyle w:val="SourceCode"/>
       </w:pPr>
       <w:r>
-        <w:t>// or 5xx is an answer like any other; only no answer at all gives</w:t>
-      </w:r>
-    </w:p>
-    <w:p>
-      <w:pPr>
-        <w:pStyle w:val="SourceCode"/>
-      </w:pPr>
-      <w:r>
-        <w:t>// status_code 0, with two Error lines (Lesson 6.4a).</w:t>
+        <w:t>// or 5xx is an answer like any other; no answer, or a body that cannot be</w:t>
+      </w:r>
+    </w:p>
+    <w:p>
+      <w:pPr>
+        <w:pStyle w:val="SourceCode"/>
+      </w:pPr>
+      <w:r>
+        <w:t>// read, gives status_code 0 after two Error lines (Lesson 6.4a).</w:t>
       </w:r>
     </w:p>
     <w:p>
@@ -22387,7 +22397,7 @@
         <w:pStyle w:val="SourceCode"/>
       </w:pPr>
       <w:r>
-        <w:t xml:space="preserve">    // Only text in both keys replaces the fallback.</w:t>
+        <w:t xml:space="preserve">    // Text in both keys replaces the fallback. Remember, code alone = code: code.</w:t>
       </w:r>
     </w:p>
     <w:p>
@@ -24047,23 +24057,23 @@
         <w:pStyle w:val="SourceCode"/>
       </w:pPr>
       <w:r>
-        <w:t>%% The answer httpd sends: the status, the Content-Type header, the</w:t>
-      </w:r>
-    </w:p>
-    <w:p>
-      <w:pPr>
-        <w:pStyle w:val="SourceCode"/>
-      </w:pPr>
-      <w:r>
-        <w:t>%% body's size in bytes, and the body. Remember, binary_to_list gives one</w:t>
-      </w:r>
-    </w:p>
-    <w:p>
-      <w:pPr>
-        <w:pStyle w:val="SourceCode"/>
-      </w:pPr>
-      <w:r>
-        <w:t>%% list item per byte, so length counts the bytes.</w:t>
+        <w:t>%% The answer httpd sends: the status, the Content-Type header, the body's</w:t>
+      </w:r>
+    </w:p>
+    <w:p>
+      <w:pPr>
+        <w:pStyle w:val="SourceCode"/>
+      </w:pPr>
+      <w:r>
+        <w:t>%% size in bytes, and the body. Remember, iolist_to_binary joins json's</w:t>
+      </w:r>
+    </w:p>
+    <w:p>
+      <w:pPr>
+        <w:pStyle w:val="SourceCode"/>
+      </w:pPr>
+      <w:r>
+        <w:t>%% pieces; binary_to_list gives one list item per byte, so length counts bytes.</w:t>
       </w:r>
     </w:p>
     <w:p>
@@ -24648,23 +24658,23 @@
         <w:pStyle w:val="SourceCode"/>
       </w:pPr>
       <w:r>
-        <w:t>%% Remember, httpd calls do(Request) once for every request. The one</w:t>
-      </w:r>
-    </w:p>
-    <w:p>
-      <w:pPr>
-        <w:pStyle w:val="SourceCode"/>
-      </w:pPr>
-      <w:r>
-        <w:t>%% route: GET, then one segment after /api/v1/contacts, found first and</w:t>
-      </w:r>
-    </w:p>
-    <w:p>
-      <w:pPr>
-        <w:pStyle w:val="SourceCode"/>
-      </w:pPr>
-      <w:r>
-        <w:t>%% decoded last with uri_string:unquote (Lesson 6.11a).</w:t>
+        <w:t>%% Remember, httpd calls do(Request) once for every request. The one route:</w:t>
+      </w:r>
+    </w:p>
+    <w:p>
+      <w:pPr>
+        <w:pStyle w:val="SourceCode"/>
+      </w:pPr>
+      <w:r>
+        <w:t>%% GET, then one segment after /api/v1/contacts (not "": a final / is a 404),</w:t>
+      </w:r>
+    </w:p>
+    <w:p>
+      <w:pPr>
+        <w:pStyle w:val="SourceCode"/>
+      </w:pPr>
+      <w:r>
+        <w:t>%% found first and decoded last with uri_string:unquote (Lesson 6.11a).</w:t>
       </w:r>
     </w:p>
     <w:p>
@@ -24862,31 +24872,31 @@
         <w:pStyle w:val="SourceCode"/>
       </w:pPr>
       <w:r>
-        <w:t>%% Remember, json:decode raises an error for text that is not JSON, which</w:t>
-      </w:r>
-    </w:p>
-    <w:p>
-      <w:pPr>
-        <w:pStyle w:val="SourceCode"/>
-      </w:pPr>
-      <w:r>
-        <w:t>%% try ... catch turns into a value, and it makes a JSON object a map whose</w:t>
-      </w:r>
-    </w:p>
-    <w:p>
-      <w:pPr>
-        <w:pStyle w:val="SourceCode"/>
-      </w:pPr>
-      <w:r>
-        <w:t>%% keys and texts are binaries (Lesson 3.15a); maps:get with a third value</w:t>
-      </w:r>
-    </w:p>
-    <w:p>
-      <w:pPr>
-        <w:pStyle w:val="SourceCode"/>
-      </w:pPr>
-      <w:r>
-        <w:t>%% gives that value for a missing key (Lesson 3.17a).</w:t>
+        <w:t>%% Remember, list_to_binary makes the binary json:decode reads; json:decode</w:t>
+      </w:r>
+    </w:p>
+    <w:p>
+      <w:pPr>
+        <w:pStyle w:val="SourceCode"/>
+      </w:pPr>
+      <w:r>
+        <w:t>%% raises an error for text that is not JSON, which try ... catch turns into</w:t>
+      </w:r>
+    </w:p>
+    <w:p>
+      <w:pPr>
+        <w:pStyle w:val="SourceCode"/>
+      </w:pPr>
+      <w:r>
+        <w:t>%% a value, and makes a JSON object a map whose keys and texts are binaries;</w:t>
+      </w:r>
+    </w:p>
+    <w:p>
+      <w:pPr>
+        <w:pStyle w:val="SourceCode"/>
+      </w:pPr>
+      <w:r>
+        <w:t>%% maps:get with a third value gives that value for a missing key.</w:t>
       </w:r>
     </w:p>
     <w:p>
@@ -25754,15 +25764,15 @@
         <w:pStyle w:val="SourceCode"/>
       </w:pPr>
       <w:r>
-        <w:t>%% Remember, a contact with no name, which the server's validators refuse,</w:t>
-      </w:r>
-    </w:p>
-    <w:p>
-      <w:pPr>
-        <w:pStyle w:val="SourceCode"/>
-      </w:pPr>
-      <w:r>
-        <w:t>%% and Ada again, whose email is already taken (Lesson 6.14a).</w:t>
+        <w:t>%% Remember, a contact with no name, which the validators refuse, and Ada</w:t>
+      </w:r>
+    </w:p>
+    <w:p>
+      <w:pPr>
+        <w:pStyle w:val="SourceCode"/>
+      </w:pPr>
+      <w:r>
+        <w:t>%% again, whose email is taken; adjacent texts join into one.</w:t>
       </w:r>
     </w:p>
     <w:p>
@@ -25831,15 +25841,15 @@
         <w:pStyle w:val="SourceCode"/>
       </w:pPr>
       <w:r>
-        <w:t>%% Remember, one answer from the server: status_code is 0 when there was</w:t>
-      </w:r>
-    </w:p>
-    <w:p>
-      <w:pPr>
-        <w:pStyle w:val="SourceCode"/>
-      </w:pPr>
-      <w:r>
-        <w:t>%% no answer, and failure then names why (Lesson 6.4a).</w:t>
+        <w:t>%% Remember, one answer from the server, a record (#api_response{...}):</w:t>
+      </w:r>
+    </w:p>
+    <w:p>
+      <w:pPr>
+        <w:pStyle w:val="SourceCode"/>
+      </w:pPr>
+      <w:r>
+        <w:t>%% status_code 0 means no answer, and failure then names why (Lesson 6.4a).</w:t>
       </w:r>
     </w:p>
     <w:p>
@@ -25878,6 +25888,9 @@
       <w:pPr>
         <w:pStyle w:val="SourceCode"/>
       </w:pPr>
+      <w:r>
+        <w:t>%% Remember, failure_kind names the kind of failure httpc's reason is.</w:t>
+      </w:r>
     </w:p>
     <w:p>
       <w:pPr>
@@ -25971,6 +25984,9 @@
       <w:pPr>
         <w:pStyle w:val="SourceCode"/>
       </w:pPr>
+      <w:r>
+        <w:t>%% Remember, reason_text: ssl's words for a TLS refusal, else the cause.</w:t>
+      </w:r>
     </w:p>
     <w:p>
       <w:pPr>
@@ -26056,6 +26072,9 @@
       <w:pPr>
         <w:pStyle w:val="SourceCode"/>
       </w:pPr>
+      <w:r>
+        <w:t>%% Remember, the headers every request sends; Authorization only with a key.</w:t>
+      </w:r>
     </w:p>
     <w:p>
       <w:pPr>
@@ -29020,7 +29039,7 @@
         <w:pStyle w:val="SourceCode"/>
       </w:pPr>
       <w:r>
-        <w:t>// functions without their code (Lesson 6.13a).</w:t>
+        <w:t>// functions without code, and ContactReader(address) calls them (Lesson 6.13a).</w:t>
       </w:r>
     </w:p>
     <w:p>
@@ -30688,15 +30707,15 @@
         <w:pStyle w:val="SourceCode"/>
       </w:pPr>
       <w:r>
-        <w:t>// functions without their code; the client shares no code with the</w:t>
-      </w:r>
-    </w:p>
-    <w:p>
-      <w:pPr>
-        <w:pStyle w:val="SourceCode"/>
-      </w:pPr>
-      <w:r>
-        <w:t>// contract (Lesson 6.13a). getContctAt has a typo in its name: the</w:t>
+        <w:t>// functions without their code, and ContactEndpoints(address) calls them</w:t>
+      </w:r>
+    </w:p>
+    <w:p>
+      <w:pPr>
+        <w:pStyle w:val="SourceCode"/>
+      </w:pPr>
+      <w:r>
+        <w:t>// on the contract (Lesson 6.13a). getContctAt has a typo in its name: the</w:t>
       </w:r>
     </w:p>
     <w:p>
@@ -34854,6 +34873,14 @@
       </w:pPr>
       <w:r>
         <w:t>Solidity: a contract has no paths; a call names its function by its selector. In ContactApi, add errorJson, the Basic contract's, and selectorText, which writes a bytes4 as 0x and eight hex digits, two from each byte, with HEX_DIGITS; then make fallback revert with errorJson("not_found", ...) and the message no such function and selectorText(msg.sig), where msg.sig is the selector of the call that arrived. Delete NOT_FOUND_JSON. Restart anvil and deploy again.</w:t>
+      </w:r>
+    </w:p>
+    <w:p>
+      <w:pPr>
+        <w:pStyle w:val="ListBullet"/>
+      </w:pPr>
+      <w:r>
+        <w:t>Update the comments the change makes stale too: in Solidity, keep fallback's comment above fallback, not above the new errorJson, and say that the body now names the function by msg.sig.</w:t>
       </w:r>
     </w:p>
     <w:p>
@@ -35370,31 +35397,31 @@
       </w:rPr>
     </w:lvl>
   </w:abstractNum>
-  <w:num w:numId="1" w16cid:durableId="66928113">
+  <w:num w:numId="1" w16cid:durableId="2054651550">
     <w:abstractNumId w:val="8"/>
   </w:num>
-  <w:num w:numId="2" w16cid:durableId="2139713254">
+  <w:num w:numId="2" w16cid:durableId="304314416">
     <w:abstractNumId w:val="6"/>
   </w:num>
-  <w:num w:numId="3" w16cid:durableId="1122312224">
+  <w:num w:numId="3" w16cid:durableId="458492450">
     <w:abstractNumId w:val="5"/>
   </w:num>
-  <w:num w:numId="4" w16cid:durableId="947854606">
+  <w:num w:numId="4" w16cid:durableId="130442452">
     <w:abstractNumId w:val="4"/>
   </w:num>
-  <w:num w:numId="5" w16cid:durableId="570651704">
+  <w:num w:numId="5" w16cid:durableId="802385979">
     <w:abstractNumId w:val="7"/>
   </w:num>
-  <w:num w:numId="6" w16cid:durableId="1983727275">
+  <w:num w:numId="6" w16cid:durableId="190075940">
     <w:abstractNumId w:val="3"/>
   </w:num>
-  <w:num w:numId="7" w16cid:durableId="2041201117">
+  <w:num w:numId="7" w16cid:durableId="2084641145">
     <w:abstractNumId w:val="2"/>
   </w:num>
-  <w:num w:numId="8" w16cid:durableId="1692560579">
+  <w:num w:numId="8" w16cid:durableId="1078866269">
     <w:abstractNumId w:val="1"/>
   </w:num>
-  <w:num w:numId="9" w16cid:durableId="1135636534">
+  <w:num w:numId="9" w16cid:durableId="1869441230">
     <w:abstractNumId w:val="0"/>
   </w:num>
 </w:numbering>

--- a/Volume 1/Chapter 06 - RESTful APIs/SPA_Vol1_Ch6_Lesson6_15a_Error_Responses_EXTENDED.docx
+++ b/Volume 1/Chapter 06 - RESTful APIs/SPA_Vol1_Ch6_Lesson6_15a_Error_Responses_EXTENDED.docx
@@ -1514,7 +1514,7 @@
         <w:keepNext/>
       </w:pPr>
       <w:r>
-        <w:t>$openssl = "C:\Program Files\Git\mingw64\bin\openssl.exe"</w:t>
+        <w:t>$openssl = "C:\Program Files\Git\ucrt64\bin\openssl.exe"</w:t>
       </w:r>
     </w:p>
     <w:p>
@@ -35397,31 +35397,31 @@
       </w:rPr>
     </w:lvl>
   </w:abstractNum>
-  <w:num w:numId="1" w16cid:durableId="2054651550">
+  <w:num w:numId="1" w16cid:durableId="1475413002">
     <w:abstractNumId w:val="8"/>
   </w:num>
-  <w:num w:numId="2" w16cid:durableId="304314416">
+  <w:num w:numId="2" w16cid:durableId="1245336278">
     <w:abstractNumId w:val="6"/>
   </w:num>
-  <w:num w:numId="3" w16cid:durableId="458492450">
+  <w:num w:numId="3" w16cid:durableId="1240797772">
     <w:abstractNumId w:val="5"/>
   </w:num>
-  <w:num w:numId="4" w16cid:durableId="130442452">
+  <w:num w:numId="4" w16cid:durableId="934478343">
     <w:abstractNumId w:val="4"/>
   </w:num>
-  <w:num w:numId="5" w16cid:durableId="802385979">
+  <w:num w:numId="5" w16cid:durableId="765661435">
     <w:abstractNumId w:val="7"/>
   </w:num>
-  <w:num w:numId="6" w16cid:durableId="190075940">
+  <w:num w:numId="6" w16cid:durableId="1512259407">
     <w:abstractNumId w:val="3"/>
   </w:num>
-  <w:num w:numId="7" w16cid:durableId="2084641145">
+  <w:num w:numId="7" w16cid:durableId="759253467">
     <w:abstractNumId w:val="2"/>
   </w:num>
-  <w:num w:numId="8" w16cid:durableId="1078866269">
+  <w:num w:numId="8" w16cid:durableId="317614092">
     <w:abstractNumId w:val="1"/>
   </w:num>
-  <w:num w:numId="9" w16cid:durableId="1869441230">
+  <w:num w:numId="9" w16cid:durableId="1132601093">
     <w:abstractNumId w:val="0"/>
   </w:num>
 </w:numbering>
